--- a/public/Dao_Quang_Truong_CV.docx
+++ b/public/Dao_Quang_Truong_CV.docx
@@ -28,23 +28,58 @@
         <w:rPr/>
       </w:pPr>
       <w:r>
-        <w:t>Fullstack Engineer</w:t>
-      </w:r>
-    </w:p>
-    <w:p>
-      <w:pPr>
-        <w:rPr/>
-      </w:pPr>
-      <w:r>
-        <w:t>Hanoi, Vietnam | (+84) 96 906 9035 | truongdq.dev@gmail.com</w:t>
-      </w:r>
-    </w:p>
-    <w:p>
-      <w:pPr>
-        <w:rPr/>
-      </w:pPr>
-      <w:r>
-        <w:t>truongsoftware.com | github.com/truongnat</w:t>
+        <w:t>Middle+ Fullstack Developer</w:t>
+      </w:r>
+    </w:p>
+    <w:p>
+      <w:pPr>
+        <w:rPr/>
+      </w:pPr>
+      <w:r>
+        <w:rPr>
+          <w:rFonts w:ascii="Times New Roman" w:cs="Times New Roman" w:eastAsia="Times New Roman" w:hAnsi="Times New Roman"/>
+          <w:sz w:val="28"/>
+          <w:szCs w:val="28"/>
+          <w:rtl w:val="0"/>
+        </w:rPr>
+        <w:t xml:space="preserve">Ninh Binh, Vietnam | (+84) 96 906 9035 | truongdq.dev@gmail.com</w:t>
+      </w:r>
+      <w:r>
+        <w:rPr>
+          <w:rtl w:val="0"/>
+        </w:rPr>
+      </w:r>
+    </w:p>
+    <w:p>
+      <w:pPr>
+        <w:rPr/>
+      </w:pPr>
+      <w:hyperlink r:id="rId6">
+        <w:r>
+          <w:rPr>
+            <w:rFonts w:ascii="Times New Roman" w:cs="Times New Roman" w:eastAsia="Times New Roman" w:hAnsi="Times New Roman"/>
+            <w:color w:val="1155cc"/>
+            <w:sz w:val="28"/>
+            <w:szCs w:val="28"/>
+            <w:u w:val="single"/>
+            <w:rtl w:val="0"/>
+          </w:rPr>
+          <w:t xml:space="preserve">truongdq.com</w:t>
+        </w:r>
+      </w:hyperlink>
+      <w:r>
+        <w:rPr>
+          <w:rFonts w:ascii="Times New Roman" w:cs="Times New Roman" w:eastAsia="Times New Roman" w:hAnsi="Times New Roman"/>
+          <w:sz w:val="28"/>
+          <w:szCs w:val="28"/>
+          <w:rtl w:val="0"/>
+        </w:rPr>
+        <w:t xml:space="preserve"> |  github.com/truongnat</w:t>
+      </w:r>
+      <w:r>
+        <w:rPr>
+          <w:rtl w:val="0"/>
+        </w:rPr>
       </w:r>
     </w:p>
     <w:p>
@@ -85,7 +120,7 @@
         <w:rPr/>
       </w:pPr>
       <w:r>
-        <w:t>Fullstack Engineer and engineering lead with 6 years of professional experience delivering cross-platform products, modernizing TypeScript systems, and building practical AI-assisted developer workflows. Proven track record leading teams of 8+ engineers, improving backend performance, and shipping production software across web, mobile, desktop, and backend environments.</w:t>
+        <w:t>Middle+ Fullstack Developer with 6 years of professional experience delivering enterprise and cross-platform systems across Japanese education, ERP accounting, KPI platforms, video conferencing, and mobile applications. Strong in TypeScript, React, Next.js, Node.js, NestJS, PostgreSQL, and system design. Currently working at VIETIS on school-management/OCR and ERP accounting products, with prior experience supporting Viettel and Naver and mentoring 8+ engineers.</w:t>
       </w:r>
     </w:p>
     <w:p>
@@ -127,25 +162,236 @@
         <w:rPr/>
       </w:pPr>
       <w:r>
-        <w:t>Independent AI Engineer | Personal R&amp;D and Product Work | Jan 2024 – Present</w:t>
-      </w:r>
-    </w:p>
-    <w:p>
-      <w:pPr>
-        <w:jc w:val="both"/>
-        <w:rPr/>
-      </w:pPr>
-      <w:r>
-        <w:t>• Build and iterate on agentic developer workflows for code generation, repository analysis, and safe execution under practical engineering constraints.</w:t>
-      </w:r>
-    </w:p>
-    <w:p>
-      <w:pPr>
-        <w:jc w:val="both"/>
-        <w:rPr/>
-      </w:pPr>
-      <w:r>
-        <w:t>• Open-source experiments around orchestrated AI agents, local-first tooling, and reusable workflow patterns for product and engineering teams.</w:t>
+        <w:rPr>
+          <w:rFonts w:ascii="Times New Roman" w:cs="Times New Roman" w:eastAsia="Times New Roman" w:hAnsi="Times New Roman"/>
+          <w:b w:val="1"/>
+          <w:bCs w:val="1"/>
+          <w:sz w:val="28"/>
+          <w:szCs w:val="28"/>
+          <w:rtl w:val="0"/>
+        </w:rPr>
+        <w:t>Fullstack Developer | VIETIS | Mar 2026 – Present</w:t>
+      </w:r>
+    </w:p>
+    <w:p>
+      <w:pPr>
+        <w:jc w:val="both"/>
+        <w:rPr/>
+      </w:pPr>
+      <w:r>
+        <w:rPr>
+          <w:rFonts w:ascii="Times New Roman" w:cs="Times New Roman" w:eastAsia="Times New Roman" w:hAnsi="Times New Roman"/>
+          <w:b w:val="1"/>
+          <w:bCs w:val="1"/>
+          <w:sz w:val="28"/>
+          <w:szCs w:val="28"/>
+          <w:rtl w:val="0"/>
+        </w:rPr>
+        <w:t>Japanese School Management &amp; OCR Assessment Platform</w:t>
+      </w:r>
+    </w:p>
+    <w:p>
+      <w:pPr>
+        <w:jc w:val="both"/>
+        <w:rPr/>
+      </w:pPr>
+      <w:r>
+        <w:rPr>
+          <w:rFonts w:ascii="Times New Roman" w:hAnsi="Times New Roman"/>
+          <w:b/>
+          <w:sz w:val="28"/>
+        </w:rPr>
+        <w:t>• Student &amp; Teacher Management:</w:t>
+      </w:r>
+      <w:r>
+        <w:rPr>
+          <w:rFonts w:ascii="Times New Roman" w:hAnsi="Times New Roman"/>
+          <w:b w:val="0"/>
+          <w:sz w:val="28"/>
+        </w:rPr>
+        <w:t xml:space="preserve"> Developed features for managing students and teachers in a Japanese school-management system.</w:t>
+      </w:r>
+    </w:p>
+    <w:p>
+      <w:pPr>
+        <w:jc w:val="both"/>
+        <w:rPr/>
+      </w:pPr>
+      <w:r>
+        <w:rPr>
+          <w:rFonts w:ascii="Times New Roman" w:hAnsi="Times New Roman"/>
+          <w:b/>
+          <w:sz w:val="28"/>
+        </w:rPr>
+        <w:t>• OCR Assessment:</w:t>
+      </w:r>
+      <w:r>
+        <w:rPr>
+          <w:rFonts w:ascii="Times New Roman" w:hAnsi="Times New Roman"/>
+          <w:b w:val="0"/>
+          <w:sz w:val="28"/>
+        </w:rPr>
+        <w:t xml:space="preserve"> Fixed and improved OCR-based exam scoring workflows, addressing scan-processing and assessment-result issues.</w:t>
+      </w:r>
+    </w:p>
+    <w:p>
+      <w:pPr>
+        <w:jc w:val="both"/>
+        <w:rPr/>
+      </w:pPr>
+      <w:r>
+        <w:rPr>
+          <w:rFonts w:ascii="Times New Roman" w:hAnsi="Times New Roman"/>
+          <w:b/>
+          <w:sz w:val="28"/>
+        </w:rPr>
+        <w:t>• Identity &amp; Access:</w:t>
+      </w:r>
+      <w:r>
+        <w:rPr>
+          <w:rFonts w:ascii="Times New Roman" w:hAnsi="Times New Roman"/>
+          <w:b w:val="0"/>
+          <w:sz w:val="28"/>
+        </w:rPr>
+        <w:t xml:space="preserve"> Investigated and resolved Keycloak-related authentication and authorization issues.</w:t>
+      </w:r>
+    </w:p>
+    <w:p>
+      <w:pPr>
+        <w:jc w:val="both"/>
+        <w:rPr/>
+      </w:pPr>
+      <w:r>
+        <w:rPr>
+          <w:rFonts w:ascii="Times New Roman" w:hAnsi="Times New Roman"/>
+          <w:b/>
+          <w:sz w:val="28"/>
+        </w:rPr>
+        <w:t>• Tech Stack:</w:t>
+      </w:r>
+      <w:r>
+        <w:rPr>
+          <w:rFonts w:ascii="Times New Roman" w:hAnsi="Times New Roman"/>
+          <w:b w:val="0"/>
+          <w:sz w:val="28"/>
+        </w:rPr>
+        <w:t xml:space="preserve"> Next.js, React, TypeScript, NestJS, OCR, Keycloak.</w:t>
+      </w:r>
+    </w:p>
+    <w:p>
+      <w:pPr>
+        <w:jc w:val="both"/>
+        <w:rPr/>
+      </w:pPr>
+      <w:r>
+        <w:rPr>
+          <w:rtl w:val="0"/>
+        </w:rPr>
+      </w:r>
+    </w:p>
+    <w:p>
+      <w:pPr>
+        <w:jc w:val="both"/>
+        <w:rPr/>
+      </w:pPr>
+      <w:r>
+        <w:rPr>
+          <w:rFonts w:ascii="Times New Roman" w:cs="Times New Roman" w:eastAsia="Times New Roman" w:hAnsi="Times New Roman"/>
+          <w:b w:val="1"/>
+          <w:bCs w:val="1"/>
+          <w:sz w:val="28"/>
+          <w:szCs w:val="28"/>
+          <w:rtl w:val="0"/>
+        </w:rPr>
+        <w:t>Enterprise ERP Accounting &amp; Reporting Platform</w:t>
+      </w:r>
+    </w:p>
+    <w:p>
+      <w:pPr>
+        <w:jc w:val="both"/>
+        <w:rPr/>
+      </w:pPr>
+      <w:r>
+        <w:rPr>
+          <w:rFonts w:ascii="Times New Roman" w:hAnsi="Times New Roman"/>
+          <w:b/>
+          <w:sz w:val="28"/>
+        </w:rPr>
+        <w:t>• Reporting:</w:t>
+      </w:r>
+      <w:r>
+        <w:rPr>
+          <w:rFonts w:ascii="Times New Roman" w:hAnsi="Times New Roman"/>
+          <w:b w:val="0"/>
+          <w:sz w:val="28"/>
+        </w:rPr>
+        <w:t xml:space="preserve"> Developed report features aligned with accounting business rules and enterprise workflows.</w:t>
+      </w:r>
+    </w:p>
+    <w:p>
+      <w:pPr>
+        <w:jc w:val="both"/>
+        <w:rPr/>
+      </w:pPr>
+      <w:r>
+        <w:rPr>
+          <w:rFonts w:ascii="Times New Roman" w:hAnsi="Times New Roman"/>
+          <w:b/>
+          <w:sz w:val="28"/>
+        </w:rPr>
+        <w:t>• File Generation:</w:t>
+      </w:r>
+      <w:r>
+        <w:rPr>
+          <w:rFonts w:ascii="Times New Roman" w:hAnsi="Times New Roman"/>
+          <w:b w:val="0"/>
+          <w:sz w:val="28"/>
+        </w:rPr>
+        <w:t xml:space="preserve"> Implemented export and file-generation flows based on operational data and business requirements.</w:t>
+      </w:r>
+    </w:p>
+    <w:p>
+      <w:pPr>
+        <w:jc w:val="both"/>
+        <w:rPr/>
+      </w:pPr>
+      <w:r>
+        <w:rPr>
+          <w:rFonts w:ascii="Times New Roman" w:hAnsi="Times New Roman"/>
+          <w:b/>
+          <w:sz w:val="28"/>
+        </w:rPr>
+        <w:t>• Fullstack Delivery:</w:t>
+      </w:r>
+      <w:r>
+        <w:rPr>
+          <w:rFonts w:ascii="Times New Roman" w:hAnsi="Times New Roman"/>
+          <w:b w:val="0"/>
+          <w:sz w:val="28"/>
+        </w:rPr>
+        <w:t xml:space="preserve"> Built TanStack React frontend features connected to the C# backend.</w:t>
+      </w:r>
+    </w:p>
+    <w:p>
+      <w:pPr>
+        <w:jc w:val="both"/>
+        <w:rPr/>
+      </w:pPr>
+      <w:r>
+        <w:rPr>
+          <w:rFonts w:ascii="Times New Roman" w:hAnsi="Times New Roman"/>
+          <w:b/>
+          <w:sz w:val="28"/>
+        </w:rPr>
+        <w:t>• Tech Stack:</w:t>
+      </w:r>
+      <w:r>
+        <w:rPr>
+          <w:rFonts w:ascii="Times New Roman" w:hAnsi="Times New Roman"/>
+          <w:b w:val="0"/>
+          <w:sz w:val="28"/>
+        </w:rPr>
+        <w:t xml:space="preserve"> TanStack React, TypeScript, C#.</w:t>
       </w:r>
     </w:p>
     <w:p>
@@ -220,25 +466,118 @@
         <w:rPr/>
       </w:pPr>
       <w:r>
-        <w:t>• Hiring &amp; Growth: Designed a practical interview loop for frontend and mobile roles to improve hiring quality and team fit.</w:t>
-      </w:r>
-    </w:p>
-    <w:p>
-      <w:pPr>
-        <w:jc w:val="both"/>
-        <w:rPr/>
-      </w:pPr>
-      <w:r>
-        <w:t>• Team Development: Built a mentorship path for interns and junior engineers that improved code quality and delivery confidence.</w:t>
-      </w:r>
-    </w:p>
-    <w:p>
-      <w:pPr>
-        <w:jc w:val="both"/>
-        <w:rPr/>
-      </w:pPr>
-      <w:r>
-        <w:t>• Leadership: Led and mentored a cross-functional team of 8 engineers while coordinating execution with project milestones.</w:t>
+        <w:rPr>
+          <w:rFonts w:ascii="Times New Roman" w:cs="Times New Roman" w:eastAsia="Times New Roman" w:hAnsi="Times New Roman"/>
+          <w:sz w:val="28"/>
+          <w:szCs w:val="28"/>
+          <w:rtl w:val="0"/>
+        </w:rPr>
+        <w:t xml:space="preserve">• </w:t>
+      </w:r>
+      <w:r>
+        <w:rPr>
+          <w:rFonts w:ascii="Times New Roman" w:cs="Times New Roman" w:eastAsia="Times New Roman" w:hAnsi="Times New Roman"/>
+          <w:b w:val="1"/>
+          <w:bCs w:val="1"/>
+          <w:sz w:val="28"/>
+          <w:szCs w:val="28"/>
+          <w:rtl w:val="0"/>
+        </w:rPr>
+        <w:t xml:space="preserve">Hiring &amp; Growth:</w:t>
+      </w:r>
+      <w:r>
+        <w:rPr>
+          <w:rFonts w:ascii="Times New Roman" w:cs="Times New Roman" w:eastAsia="Times New Roman" w:hAnsi="Times New Roman"/>
+          <w:sz w:val="28"/>
+          <w:szCs w:val="28"/>
+          <w:rtl w:val="0"/>
+        </w:rPr>
+        <w:t xml:space="preserve"> Scaled the engineering department by designing a rigorous technical interview framework for Frontend and Mobile roles.</w:t>
+      </w:r>
+      <w:r>
+        <w:rPr>
+          <w:rtl w:val="0"/>
+        </w:rPr>
+      </w:r>
+    </w:p>
+    <w:p>
+      <w:pPr>
+        <w:jc w:val="both"/>
+        <w:rPr/>
+      </w:pPr>
+      <w:r>
+        <w:rPr>
+          <w:rFonts w:ascii="Times New Roman" w:cs="Times New Roman" w:eastAsia="Times New Roman" w:hAnsi="Times New Roman"/>
+          <w:sz w:val="28"/>
+          <w:szCs w:val="28"/>
+          <w:rtl w:val="0"/>
+        </w:rPr>
+        <w:t xml:space="preserve">• </w:t>
+      </w:r>
+      <w:r>
+        <w:rPr>
+          <w:rFonts w:ascii="Times New Roman" w:cs="Times New Roman" w:eastAsia="Times New Roman" w:hAnsi="Times New Roman"/>
+          <w:b w:val="1"/>
+          <w:bCs w:val="1"/>
+          <w:sz w:val="28"/>
+          <w:szCs w:val="28"/>
+          <w:rtl w:val="0"/>
+        </w:rPr>
+        <w:t xml:space="preserve">Team Development: </w:t>
+      </w:r>
+      <w:r>
+        <w:rPr>
+          <w:rFonts w:ascii="Times New Roman" w:cs="Times New Roman" w:eastAsia="Times New Roman" w:hAnsi="Times New Roman"/>
+          <w:sz w:val="28"/>
+          <w:szCs w:val="28"/>
+          <w:rtl w:val="0"/>
+        </w:rPr>
+        <w:t xml:space="preserve">Established a structured mentorship program for interns, resulting in improved team-wide code quality and high-performance standards. </w:t>
+      </w:r>
+      <w:r>
+        <w:rPr>
+          <w:rtl w:val="0"/>
+        </w:rPr>
+      </w:r>
+    </w:p>
+    <w:p>
+      <w:pPr>
+        <w:jc w:val="both"/>
+        <w:rPr/>
+      </w:pPr>
+      <w:r>
+        <w:rPr>
+          <w:rFonts w:ascii="Times New Roman" w:cs="Times New Roman" w:eastAsia="Times New Roman" w:hAnsi="Times New Roman"/>
+          <w:sz w:val="28"/>
+          <w:szCs w:val="28"/>
+          <w:rtl w:val="0"/>
+        </w:rPr>
+        <w:t xml:space="preserve">• </w:t>
+      </w:r>
+      <w:r>
+        <w:rPr>
+          <w:rFonts w:ascii="Times New Roman" w:cs="Times New Roman" w:eastAsia="Times New Roman" w:hAnsi="Times New Roman"/>
+          <w:b w:val="1"/>
+          <w:bCs w:val="1"/>
+          <w:sz w:val="28"/>
+          <w:szCs w:val="28"/>
+          <w:rtl w:val="0"/>
+        </w:rPr>
+        <w:t xml:space="preserve">Leadership: </w:t>
+      </w:r>
+      <w:r>
+        <w:rPr>
+          <w:rFonts w:ascii="Times New Roman" w:cs="Times New Roman" w:eastAsia="Times New Roman" w:hAnsi="Times New Roman"/>
+          <w:sz w:val="28"/>
+          <w:szCs w:val="28"/>
+          <w:rtl w:val="0"/>
+        </w:rPr>
+        <w:t xml:space="preserve">Led and mentored a cross-functional team of 8 engineers, aligning technical roadmaps with project milestones.</w:t>
+      </w:r>
+      <w:r>
+        <w:rPr>
+          <w:rtl w:val="0"/>
+        </w:rPr>
       </w:r>
     </w:p>
     <w:p>
@@ -269,25 +608,100 @@
         <w:rPr/>
       </w:pPr>
       <w:r>
-        <w:t>• System Refactoring: Refactored legacy Node.js services, reducing API latency by 50% and improving reliability during peak traffic.</w:t>
-      </w:r>
-    </w:p>
-    <w:p>
-      <w:pPr>
-        <w:jc w:val="both"/>
-        <w:rPr/>
-      </w:pPr>
-      <w:r>
-        <w:t>• Full-stack Development: Architected KPI tracking and Viettel Cloud features with React, TypeScript, and Node.js.</w:t>
-      </w:r>
-    </w:p>
-    <w:p>
-      <w:pPr>
-        <w:jc w:val="both"/>
-        <w:rPr/>
-      </w:pPr>
-      <w:r>
-        <w:t>• Technical Standards: Standardized project setup, linting, and Git workflows to keep delivery more predictable across the team.</w:t>
+        <w:rPr>
+          <w:rFonts w:ascii="Times New Roman" w:cs="Times New Roman" w:eastAsia="Times New Roman" w:hAnsi="Times New Roman"/>
+          <w:sz w:val="28"/>
+          <w:szCs w:val="28"/>
+          <w:rtl w:val="0"/>
+        </w:rPr>
+        <w:t xml:space="preserve">• </w:t>
+      </w:r>
+      <w:r>
+        <w:rPr>
+          <w:rFonts w:ascii="Times New Roman" w:cs="Times New Roman" w:eastAsia="Times New Roman" w:hAnsi="Times New Roman"/>
+          <w:b w:val="1"/>
+          <w:bCs w:val="1"/>
+          <w:sz w:val="28"/>
+          <w:szCs w:val="28"/>
+          <w:rtl w:val="0"/>
+        </w:rPr>
+        <w:t xml:space="preserve">System Refactoring</w:t>
+      </w:r>
+      <w:r>
+        <w:rPr>
+          <w:rFonts w:ascii="Times New Roman" w:cs="Times New Roman" w:eastAsia="Times New Roman" w:hAnsi="Times New Roman"/>
+          <w:sz w:val="28"/>
+          <w:szCs w:val="28"/>
+          <w:rtl w:val="0"/>
+        </w:rPr>
+        <w:t xml:space="preserve">:  Refactored legacy Node.js services reducing API latency by 50% and improving system reliability during peak loads.</w:t>
+      </w:r>
+      <w:r>
+        <w:rPr>
+          <w:rtl w:val="0"/>
+        </w:rPr>
+      </w:r>
+    </w:p>
+    <w:p>
+      <w:pPr>
+        <w:jc w:val="both"/>
+        <w:rPr/>
+      </w:pPr>
+      <w:r>
+        <w:rPr>
+          <w:rFonts w:ascii="Times New Roman" w:cs="Times New Roman" w:eastAsia="Times New Roman" w:hAnsi="Times New Roman"/>
+          <w:b w:val="1"/>
+          <w:bCs w:val="1"/>
+          <w:sz w:val="28"/>
+          <w:szCs w:val="28"/>
+          <w:rtl w:val="0"/>
+        </w:rPr>
+        <w:t xml:space="preserve">• Full-stack Development:</w:t>
+      </w:r>
+      <w:r>
+        <w:rPr>
+          <w:rFonts w:ascii="Times New Roman" w:cs="Times New Roman" w:eastAsia="Times New Roman" w:hAnsi="Times New Roman"/>
+          <w:sz w:val="28"/>
+          <w:szCs w:val="28"/>
+          <w:rtl w:val="0"/>
+        </w:rPr>
+        <w:t xml:space="preserve"> Architected a KPI tracking platform and Viettel Cloud features using React, TypeScript, and Node.js.</w:t>
+      </w:r>
+      <w:r>
+        <w:rPr>
+          <w:rtl w:val="0"/>
+        </w:rPr>
+      </w:r>
+    </w:p>
+    <w:p>
+      <w:pPr>
+        <w:jc w:val="both"/>
+        <w:rPr/>
+      </w:pPr>
+      <w:r>
+        <w:rPr>
+          <w:rFonts w:ascii="Times New Roman" w:cs="Times New Roman" w:eastAsia="Times New Roman" w:hAnsi="Times New Roman"/>
+          <w:b w:val="1"/>
+          <w:bCs w:val="1"/>
+          <w:sz w:val="28"/>
+          <w:szCs w:val="28"/>
+          <w:rtl w:val="0"/>
+        </w:rPr>
+        <w:t xml:space="preserve">• Technical Standards:</w:t>
+      </w:r>
+      <w:r>
+        <w:rPr>
+          <w:rFonts w:ascii="Times New Roman" w:cs="Times New Roman" w:eastAsia="Times New Roman" w:hAnsi="Times New Roman"/>
+          <w:sz w:val="28"/>
+          <w:szCs w:val="28"/>
+          <w:rtl w:val="0"/>
+        </w:rPr>
+        <w:t xml:space="preserve"> Established initial project structures and enforced high-level coding standards such as ESLint and Git flow.</w:t>
+      </w:r>
+      <w:r>
+        <w:rPr>
+          <w:rtl w:val="0"/>
+        </w:rPr>
       </w:r>
     </w:p>
     <w:p>
@@ -329,25 +743,118 @@
         <w:rPr/>
       </w:pPr>
       <w:r>
-        <w:t>• Cross-Platform Development: Engineered a unified video conferencing experience across web (Vue.js), desktop (Electron), and mobile (React Native).</w:t>
-      </w:r>
-    </w:p>
-    <w:p>
-      <w:pPr>
-        <w:jc w:val="both"/>
-        <w:rPr/>
-      </w:pPr>
-      <w:r>
-        <w:t>• Real-Time Communication (RTC): Implemented media synchronization improvements to stabilize video quality across devices and network conditions.</w:t>
-      </w:r>
-    </w:p>
-    <w:p>
-      <w:pPr>
-        <w:jc w:val="both"/>
-        <w:rPr/>
-      </w:pPr>
-      <w:r>
-        <w:t>• Code Quality: Contributed to code reviews and architecture discussions to reduce regressions and improve maintainability.</w:t>
+        <w:rPr>
+          <w:rFonts w:ascii="Times New Roman" w:cs="Times New Roman" w:eastAsia="Times New Roman" w:hAnsi="Times New Roman"/>
+          <w:sz w:val="28"/>
+          <w:szCs w:val="28"/>
+          <w:rtl w:val="0"/>
+        </w:rPr>
+        <w:t xml:space="preserve">• </w:t>
+      </w:r>
+      <w:r>
+        <w:rPr>
+          <w:rFonts w:ascii="Times New Roman" w:cs="Times New Roman" w:eastAsia="Times New Roman" w:hAnsi="Times New Roman"/>
+          <w:b w:val="1"/>
+          <w:bCs w:val="1"/>
+          <w:sz w:val="28"/>
+          <w:szCs w:val="28"/>
+          <w:rtl w:val="0"/>
+        </w:rPr>
+        <w:t xml:space="preserve">Cross-Platform Development:</w:t>
+      </w:r>
+      <w:r>
+        <w:rPr>
+          <w:rFonts w:ascii="Times New Roman" w:cs="Times New Roman" w:eastAsia="Times New Roman" w:hAnsi="Times New Roman"/>
+          <w:sz w:val="28"/>
+          <w:szCs w:val="28"/>
+          <w:rtl w:val="0"/>
+        </w:rPr>
+        <w:t xml:space="preserve"> Engineered a unified video conference solution across Web (Vue.js), Desktop (Electron.js), and Mobile (React Native) platforms.</w:t>
+      </w:r>
+      <w:r>
+        <w:rPr>
+          <w:rtl w:val="0"/>
+        </w:rPr>
+      </w:r>
+    </w:p>
+    <w:p>
+      <w:pPr>
+        <w:jc w:val="both"/>
+        <w:rPr/>
+      </w:pPr>
+      <w:r>
+        <w:rPr>
+          <w:rFonts w:ascii="Times New Roman" w:cs="Times New Roman" w:eastAsia="Times New Roman" w:hAnsi="Times New Roman"/>
+          <w:sz w:val="28"/>
+          <w:szCs w:val="28"/>
+          <w:rtl w:val="0"/>
+        </w:rPr>
+        <w:t xml:space="preserve">• </w:t>
+      </w:r>
+      <w:r>
+        <w:rPr>
+          <w:rFonts w:ascii="Times New Roman" w:cs="Times New Roman" w:eastAsia="Times New Roman" w:hAnsi="Times New Roman"/>
+          <w:b w:val="1"/>
+          <w:bCs w:val="1"/>
+          <w:sz w:val="28"/>
+          <w:szCs w:val="28"/>
+          <w:rtl w:val="0"/>
+        </w:rPr>
+        <w:t xml:space="preserve">Real-Time Communication (RTC):</w:t>
+      </w:r>
+      <w:r>
+        <w:rPr>
+          <w:rFonts w:ascii="Times New Roman" w:cs="Times New Roman" w:eastAsia="Times New Roman" w:hAnsi="Times New Roman"/>
+          <w:sz w:val="28"/>
+          <w:szCs w:val="28"/>
+          <w:rtl w:val="0"/>
+        </w:rPr>
+        <w:t xml:space="preserve"> Researched and implemented media synchronization algorithms to stabilize video quality and connection across different devices and bandwidths.</w:t>
+      </w:r>
+      <w:r>
+        <w:rPr>
+          <w:rtl w:val="0"/>
+        </w:rPr>
+      </w:r>
+    </w:p>
+    <w:p>
+      <w:pPr>
+        <w:jc w:val="both"/>
+        <w:rPr/>
+      </w:pPr>
+      <w:r>
+        <w:rPr>
+          <w:rFonts w:ascii="Times New Roman" w:cs="Times New Roman" w:eastAsia="Times New Roman" w:hAnsi="Times New Roman"/>
+          <w:sz w:val="28"/>
+          <w:szCs w:val="28"/>
+          <w:rtl w:val="0"/>
+        </w:rPr>
+        <w:t xml:space="preserve">• </w:t>
+      </w:r>
+      <w:r>
+        <w:rPr>
+          <w:rFonts w:ascii="Times New Roman" w:cs="Times New Roman" w:eastAsia="Times New Roman" w:hAnsi="Times New Roman"/>
+          <w:b w:val="1"/>
+          <w:bCs w:val="1"/>
+          <w:sz w:val="28"/>
+          <w:szCs w:val="28"/>
+          <w:rtl w:val="0"/>
+        </w:rPr>
+        <w:t xml:space="preserve">Code Quality:</w:t>
+      </w:r>
+      <w:r>
+        <w:rPr>
+          <w:rFonts w:ascii="Times New Roman" w:cs="Times New Roman" w:eastAsia="Times New Roman" w:hAnsi="Times New Roman"/>
+          <w:sz w:val="28"/>
+          <w:szCs w:val="28"/>
+          <w:rtl w:val="0"/>
+        </w:rPr>
+        <w:t xml:space="preserve"> Actively participated in code reviews and architectural discussions to ensure clean code and minimize production bugs.</w:t>
+      </w:r>
+      <w:r>
+        <w:rPr>
+          <w:rtl w:val="0"/>
+        </w:rPr>
       </w:r>
     </w:p>
     <w:p>
@@ -389,16 +896,78 @@
         <w:rPr/>
       </w:pPr>
       <w:r>
-        <w:t>• Low-Code Platform Development: Built core React Native features for a low-code mobile generation platform with reusable runtime patterns.</w:t>
-      </w:r>
-    </w:p>
-    <w:p>
-      <w:pPr>
-        <w:jc w:val="both"/>
-        <w:rPr/>
-      </w:pPr>
-      <w:r>
-        <w:t>• E-Learning Application: Delivered exam and e-learning flows with a focus on usability, smooth interaction, and release stability.</w:t>
+        <w:rPr>
+          <w:rFonts w:ascii="Times New Roman" w:cs="Times New Roman" w:eastAsia="Times New Roman" w:hAnsi="Times New Roman"/>
+          <w:sz w:val="28"/>
+          <w:szCs w:val="28"/>
+          <w:rtl w:val="0"/>
+        </w:rPr>
+        <w:t xml:space="preserve">• </w:t>
+      </w:r>
+      <w:r>
+        <w:rPr>
+          <w:rFonts w:ascii="Times New Roman" w:cs="Times New Roman" w:eastAsia="Times New Roman" w:hAnsi="Times New Roman"/>
+          <w:b w:val="1"/>
+          <w:bCs w:val="1"/>
+          <w:sz w:val="28"/>
+          <w:szCs w:val="28"/>
+          <w:rtl w:val="0"/>
+        </w:rPr>
+        <w:t xml:space="preserve">Low-Code Platform Development:</w:t>
+      </w:r>
+      <w:r>
+        <w:rPr>
+          <w:rFonts w:ascii="Times New Roman" w:cs="Times New Roman" w:eastAsia="Times New Roman" w:hAnsi="Times New Roman"/>
+          <w:sz w:val="28"/>
+          <w:szCs w:val="28"/>
+          <w:rtl w:val="0"/>
+        </w:rPr>
+        <w:t xml:space="preserve"> Built core features for a mobile app generation platform using React Native, focusing on automation and dynamic functionality.</w:t>
+      </w:r>
+      <w:r>
+        <w:rPr>
+          <w:rtl w:val="0"/>
+        </w:rPr>
+      </w:r>
+    </w:p>
+    <w:p>
+      <w:pPr>
+        <w:jc w:val="both"/>
+        <w:rPr/>
+      </w:pPr>
+      <w:r>
+        <w:rPr>
+          <w:rFonts w:ascii="Times New Roman" w:cs="Times New Roman" w:eastAsia="Times New Roman" w:hAnsi="Times New Roman"/>
+          <w:sz w:val="28"/>
+          <w:szCs w:val="28"/>
+          <w:rtl w:val="0"/>
+        </w:rPr>
+        <w:t xml:space="preserve">• </w:t>
+      </w:r>
+      <w:r>
+        <w:rPr>
+          <w:rFonts w:ascii="Times New Roman" w:cs="Times New Roman" w:eastAsia="Times New Roman" w:hAnsi="Times New Roman"/>
+          <w:b w:val="1"/>
+          <w:bCs w:val="1"/>
+          <w:sz w:val="28"/>
+          <w:szCs w:val="28"/>
+          <w:rtl w:val="0"/>
+        </w:rPr>
+        <w:t xml:space="preserve">E-Learning Application:</w:t>
+      </w:r>
+      <w:r>
+        <w:rPr>
+          <w:rFonts w:ascii="Times New Roman" w:cs="Times New Roman" w:eastAsia="Times New Roman" w:hAnsi="Times New Roman"/>
+          <w:sz w:val="28"/>
+          <w:szCs w:val="28"/>
+          <w:rtl w:val="0"/>
+        </w:rPr>
+        <w:t xml:space="preserve"> Developed an exam and e-learning mobile app with a focus on intuitive user interfaces and smooth interactive flows.</w:t>
+      </w:r>
+      <w:r>
+        <w:rPr>
+          <w:rtl w:val="0"/>
+        </w:rPr>
       </w:r>
     </w:p>
     <w:p>
@@ -426,495 +995,54 @@
           <w:szCs w:val="32"/>
           <w:rtl w:val="0"/>
         </w:rPr>
-        <w:t xml:space="preserve">PROJECTS</w:t>
-      </w:r>
-      <w:r>
-        <w:rPr>
-          <w:rtl w:val="0"/>
-        </w:rPr>
-      </w:r>
-    </w:p>
-    <w:p>
-      <w:pPr>
-        <w:jc w:val="both"/>
-        <w:rPr/>
-      </w:pPr>
-      <w:r>
-        <w:rPr>
-          <w:rFonts w:ascii="Times New Roman" w:cs="Times New Roman" w:eastAsia="Times New Roman" w:hAnsi="Times New Roman"/>
-          <w:b w:val="1"/>
-          <w:bCs w:val="1"/>
-          <w:sz w:val="28"/>
-          <w:szCs w:val="28"/>
-          <w:rtl w:val="0"/>
-        </w:rPr>
-        <w:t xml:space="preserve">Agentic SDLC (Personal R&amp;D) | </w:t>
-      </w:r>
-      <w:r>
-        <w:rPr>
-          <w:rFonts w:ascii="Times New Roman" w:cs="Times New Roman" w:eastAsia="Times New Roman" w:hAnsi="Times New Roman"/>
-          <w:b w:val="1"/>
-          <w:bCs w:val="1"/>
-          <w:i w:val="1"/>
-          <w:iCs w:val="1"/>
-          <w:sz w:val="28"/>
-          <w:szCs w:val="28"/>
-          <w:rtl w:val="0"/>
-        </w:rPr>
-        <w:t xml:space="preserve">AI Engineer | (Jan 2024 – Present</w:t>
-      </w:r>
-      <w:r>
-        <w:rPr>
-          <w:rFonts w:ascii="Times New Roman" w:cs="Times New Roman" w:eastAsia="Times New Roman" w:hAnsi="Times New Roman"/>
-          <w:b w:val="1"/>
-          <w:bCs w:val="1"/>
-          <w:sz w:val="28"/>
-          <w:szCs w:val="28"/>
-          <w:rtl w:val="0"/>
-        </w:rPr>
-        <w:t xml:space="preserve">)</w:t>
-      </w:r>
-      <w:r>
-        <w:rPr>
-          <w:rtl w:val="0"/>
-        </w:rPr>
-      </w:r>
-    </w:p>
-    <w:p>
-      <w:pPr>
-        <w:jc w:val="both"/>
-        <w:rPr/>
-      </w:pPr>
-      <w:r>
-        <w:t>• Challenge: Reduce manual engineering effort across repetitive coding tasks, documentation, and project setup.</w:t>
-      </w:r>
-    </w:p>
-    <w:p>
-      <w:pPr>
-        <w:jc w:val="both"/>
-        <w:rPr/>
-      </w:pPr>
-      <w:r>
-        <w:t>• Action: Designed multi-agent workflows for requirement analysis, code generation, and automated verification using LLM tooling and graph-backed context.</w:t>
-      </w:r>
-    </w:p>
-    <w:p>
-      <w:pPr>
-        <w:jc w:val="both"/>
-        <w:rPr/>
-      </w:pPr>
-      <w:r>
-        <w:t>• Result: Produced reusable internal workflows and open-source experiments that improved iteration speed and made AI execution more repeatable.</w:t>
-      </w:r>
-    </w:p>
-    <w:p>
-      <w:pPr>
-        <w:jc w:val="both"/>
-        <w:rPr/>
-      </w:pPr>
-      <w:r>
-        <w:t>• Tech Stack: Antigravity, Gemini, Neo4j, LEANN.</w:t>
-      </w:r>
-    </w:p>
-    <w:p>
-      <w:pPr>
-        <w:jc w:val="both"/>
-        <w:rPr/>
-      </w:pPr>
-      <w:r>
-        <w:rPr>
-          <w:rtl w:val="0"/>
-        </w:rPr>
-      </w:r>
-    </w:p>
-    <w:p>
-      <w:pPr>
-        <w:jc w:val="both"/>
-        <w:rPr/>
-      </w:pPr>
-      <w:r>
-        <w:t>• Core Stack: Python, LangChain, LLMs, Docker, GitHub Actions.</w:t>
-      </w:r>
-    </w:p>
-    <w:p>
-      <w:pPr>
-        <w:jc w:val="both"/>
-        <w:rPr/>
-      </w:pPr>
-      <w:r>
-        <w:rPr>
-          <w:rFonts w:ascii="Times New Roman" w:cs="Times New Roman" w:eastAsia="Times New Roman" w:hAnsi="Times New Roman"/>
-          <w:b w:val="1"/>
-          <w:bCs w:val="1"/>
-          <w:sz w:val="28"/>
-          <w:szCs w:val="28"/>
-          <w:rtl w:val="0"/>
-        </w:rPr>
-        <w:t xml:space="preserve">NetBI – KPI Management Platform | </w:t>
-      </w:r>
-      <w:r>
-        <w:rPr>
-          <w:rFonts w:ascii="Times New Roman" w:cs="Times New Roman" w:eastAsia="Times New Roman" w:hAnsi="Times New Roman"/>
-          <w:b w:val="1"/>
-          <w:bCs w:val="1"/>
-          <w:i w:val="1"/>
-          <w:iCs w:val="1"/>
-          <w:sz w:val="28"/>
-          <w:szCs w:val="28"/>
-          <w:rtl w:val="0"/>
-        </w:rPr>
-        <w:t xml:space="preserve">Software Engineer (Jan 2023 – Jan 2024)</w:t>
-      </w:r>
-      <w:r>
-        <w:rPr>
-          <w:rtl w:val="0"/>
-        </w:rPr>
-      </w:r>
-    </w:p>
-    <w:p>
-      <w:pPr>
-        <w:jc w:val="both"/>
-        <w:rPr/>
-      </w:pPr>
-      <w:r>
-        <w:rPr>
-          <w:rFonts w:ascii="Times New Roman" w:cs="Times New Roman" w:eastAsia="Times New Roman" w:hAnsi="Times New Roman"/>
-          <w:sz w:val="28"/>
-          <w:szCs w:val="28"/>
-          <w:rtl w:val="0"/>
-        </w:rPr>
-        <w:t xml:space="preserve">• </w:t>
-      </w:r>
-      <w:r>
-        <w:rPr>
-          <w:rFonts w:ascii="Times New Roman" w:cs="Times New Roman" w:eastAsia="Times New Roman" w:hAnsi="Times New Roman"/>
-          <w:b w:val="1"/>
-          <w:bCs w:val="1"/>
-          <w:sz w:val="28"/>
-          <w:szCs w:val="28"/>
-          <w:rtl w:val="0"/>
-        </w:rPr>
-        <w:t xml:space="preserve">Challenge:</w:t>
-      </w:r>
-      <w:r>
-        <w:rPr>
-          <w:rFonts w:ascii="Times New Roman" w:cs="Times New Roman" w:eastAsia="Times New Roman" w:hAnsi="Times New Roman"/>
-          <w:sz w:val="28"/>
-          <w:szCs w:val="28"/>
-          <w:rtl w:val="0"/>
-        </w:rPr>
-        <w:t xml:space="preserve"> Build a unified web and mobile platform for enterprise KPI monitoring with complex data visualization needs.</w:t>
-      </w:r>
-      <w:r>
-        <w:rPr>
-          <w:rtl w:val="0"/>
-        </w:rPr>
-      </w:r>
-    </w:p>
-    <w:p>
-      <w:pPr>
-        <w:jc w:val="both"/>
-        <w:rPr/>
-      </w:pPr>
-      <w:r>
-        <w:t>• Action: Led frontend delivery across React and React Native, built regional KPI map visualizations, and set up CI/CD with GitLab CI, Jenkins, and Nginx-based deployment.</w:t>
-      </w:r>
-    </w:p>
-    <w:p>
-      <w:pPr>
-        <w:jc w:val="both"/>
-        <w:rPr/>
-      </w:pPr>
-      <w:r>
-        <w:t>• Result: Enabled real-time regional KPI tracking on mobile and reduced manual release work for both iOS and Android delivery.</w:t>
-      </w:r>
-    </w:p>
-    <w:p>
-      <w:pPr>
-        <w:jc w:val="both"/>
-        <w:rPr/>
-      </w:pPr>
-      <w:r>
-        <w:rPr>
-          <w:rFonts w:ascii="Times New Roman" w:cs="Times New Roman" w:eastAsia="Times New Roman" w:hAnsi="Times New Roman"/>
-          <w:sz w:val="28"/>
-          <w:szCs w:val="28"/>
-          <w:rtl w:val="0"/>
-        </w:rPr>
-        <w:t xml:space="preserve">• </w:t>
-      </w:r>
-      <w:r>
-        <w:rPr>
-          <w:rFonts w:ascii="Times New Roman" w:cs="Times New Roman" w:eastAsia="Times New Roman" w:hAnsi="Times New Roman"/>
-          <w:b w:val="1"/>
-          <w:bCs w:val="1"/>
-          <w:sz w:val="28"/>
-          <w:szCs w:val="28"/>
-          <w:rtl w:val="0"/>
-        </w:rPr>
-        <w:t xml:space="preserve">Tech Stack:</w:t>
-      </w:r>
-      <w:r>
-        <w:rPr>
-          <w:rFonts w:ascii="Times New Roman" w:cs="Times New Roman" w:eastAsia="Times New Roman" w:hAnsi="Times New Roman"/>
-          <w:sz w:val="28"/>
-          <w:szCs w:val="28"/>
-          <w:rtl w:val="0"/>
-        </w:rPr>
-        <w:t xml:space="preserve"> React, React Native, ChartJS, GitLab CI/CD, Jenkins, Linux VPS, Nginx.</w:t>
-      </w:r>
-      <w:r>
-        <w:rPr>
-          <w:rtl w:val="0"/>
-        </w:rPr>
-      </w:r>
-    </w:p>
-    <w:p>
-      <w:pPr>
-        <w:jc w:val="both"/>
-        <w:rPr/>
-      </w:pPr>
-      <w:r>
-        <w:rPr>
-          <w:rtl w:val="0"/>
-        </w:rPr>
-      </w:r>
-    </w:p>
-    <w:p>
-      <w:pPr>
-        <w:jc w:val="both"/>
-        <w:rPr/>
-      </w:pPr>
-      <w:r>
-        <w:rPr>
-          <w:rFonts w:ascii="Times New Roman" w:cs="Times New Roman" w:eastAsia="Times New Roman" w:hAnsi="Times New Roman"/>
-          <w:b w:val="1"/>
-          <w:bCs w:val="1"/>
-          <w:sz w:val="28"/>
-          <w:szCs w:val="28"/>
-          <w:rtl w:val="0"/>
-        </w:rPr>
-        <w:t xml:space="preserve">Naver Cloud Meeting | </w:t>
-      </w:r>
-      <w:r>
-        <w:rPr>
-          <w:rFonts w:ascii="Times New Roman" w:cs="Times New Roman" w:eastAsia="Times New Roman" w:hAnsi="Times New Roman"/>
-          <w:b w:val="1"/>
-          <w:bCs w:val="1"/>
-          <w:i w:val="1"/>
-          <w:iCs w:val="1"/>
-          <w:sz w:val="28"/>
-          <w:szCs w:val="28"/>
-          <w:rtl w:val="0"/>
-        </w:rPr>
-        <w:t xml:space="preserve">Software Engineer (Jun 2021 – Dec 2022)</w:t>
-      </w:r>
-      <w:r>
-        <w:rPr>
-          <w:rtl w:val="0"/>
-        </w:rPr>
-      </w:r>
-    </w:p>
-    <w:p>
-      <w:pPr>
-        <w:jc w:val="both"/>
-        <w:rPr/>
-      </w:pPr>
-      <w:r>
-        <w:rPr>
-          <w:rFonts w:ascii="Times New Roman" w:cs="Times New Roman" w:eastAsia="Times New Roman" w:hAnsi="Times New Roman"/>
-          <w:sz w:val="28"/>
-          <w:szCs w:val="28"/>
-          <w:rtl w:val="0"/>
-        </w:rPr>
-        <w:t xml:space="preserve">• </w:t>
-      </w:r>
-      <w:r>
-        <w:rPr>
-          <w:rFonts w:ascii="Times New Roman" w:cs="Times New Roman" w:eastAsia="Times New Roman" w:hAnsi="Times New Roman"/>
-          <w:b w:val="1"/>
-          <w:bCs w:val="1"/>
-          <w:sz w:val="28"/>
-          <w:szCs w:val="28"/>
-          <w:rtl w:val="0"/>
-        </w:rPr>
-        <w:t xml:space="preserve">Challenge:</w:t>
-      </w:r>
-      <w:r>
-        <w:rPr>
-          <w:rFonts w:ascii="Times New Roman" w:cs="Times New Roman" w:eastAsia="Times New Roman" w:hAnsi="Times New Roman"/>
-          <w:sz w:val="28"/>
-          <w:szCs w:val="28"/>
-          <w:rtl w:val="0"/>
-        </w:rPr>
-        <w:t xml:space="preserve"> Develop a stable, multi-platform video conferencing solution with consistent user experience.</w:t>
-      </w:r>
-      <w:r>
-        <w:rPr>
-          <w:rtl w:val="0"/>
-        </w:rPr>
-      </w:r>
-    </w:p>
-    <w:p>
-      <w:pPr>
-        <w:jc w:val="both"/>
-        <w:rPr/>
-      </w:pPr>
-      <w:r>
-        <w:t>• Action: Built real-time collaboration features across web, desktop, and mobile, including media adaptation work and desktop notification support.</w:t>
-      </w:r>
-    </w:p>
-    <w:p>
-      <w:pPr>
-        <w:jc w:val="both"/>
-        <w:rPr/>
-      </w:pPr>
-      <w:r>
-        <w:t>• Result: Delivered a stable conferencing experience with better cross-platform consistency and stronger user engagement on desktop.</w:t>
-      </w:r>
-    </w:p>
-    <w:p>
-      <w:pPr>
-        <w:jc w:val="both"/>
-        <w:rPr/>
-      </w:pPr>
-      <w:r>
-        <w:rPr>
-          <w:rFonts w:ascii="Times New Roman" w:cs="Times New Roman" w:eastAsia="Times New Roman" w:hAnsi="Times New Roman"/>
-          <w:sz w:val="28"/>
-          <w:szCs w:val="28"/>
-          <w:rtl w:val="0"/>
-        </w:rPr>
-        <w:t xml:space="preserve">• </w:t>
-      </w:r>
-      <w:r>
-        <w:rPr>
-          <w:rFonts w:ascii="Times New Roman" w:cs="Times New Roman" w:eastAsia="Times New Roman" w:hAnsi="Times New Roman"/>
-          <w:b w:val="1"/>
-          <w:bCs w:val="1"/>
-          <w:sz w:val="28"/>
-          <w:szCs w:val="28"/>
-          <w:rtl w:val="0"/>
-        </w:rPr>
-        <w:t xml:space="preserve">Tech Stack:</w:t>
-      </w:r>
-      <w:r>
-        <w:rPr>
-          <w:rFonts w:ascii="Times New Roman" w:cs="Times New Roman" w:eastAsia="Times New Roman" w:hAnsi="Times New Roman"/>
-          <w:sz w:val="28"/>
-          <w:szCs w:val="28"/>
-          <w:rtl w:val="0"/>
-        </w:rPr>
-        <w:t xml:space="preserve"> Vue.js, React Native, Electron.js, Jitsi Meet.</w:t>
-      </w:r>
-      <w:r>
-        <w:rPr>
-          <w:rtl w:val="0"/>
-        </w:rPr>
-      </w:r>
-    </w:p>
-    <w:p>
-      <w:pPr>
-        <w:jc w:val="both"/>
-        <w:rPr/>
-      </w:pPr>
-      <w:r>
-        <w:rPr>
-          <w:rtl w:val="0"/>
-        </w:rPr>
-      </w:r>
-    </w:p>
-    <w:p>
-      <w:pPr>
-        <w:jc w:val="both"/>
-        <w:rPr/>
-      </w:pPr>
-      <w:r>
-        <w:rPr>
-          <w:rFonts w:ascii="Times New Roman" w:cs="Times New Roman" w:eastAsia="Times New Roman" w:hAnsi="Times New Roman"/>
-          <w:b w:val="1"/>
-          <w:bCs w:val="1"/>
-          <w:sz w:val="28"/>
-          <w:szCs w:val="28"/>
-          <w:rtl w:val="0"/>
-        </w:rPr>
-        <w:t xml:space="preserve">GoPass – Online Exam Platform | </w:t>
-      </w:r>
-      <w:r>
-        <w:rPr>
-          <w:rFonts w:ascii="Times New Roman" w:cs="Times New Roman" w:eastAsia="Times New Roman" w:hAnsi="Times New Roman"/>
-          <w:b w:val="1"/>
-          <w:bCs w:val="1"/>
-          <w:i w:val="1"/>
-          <w:iCs w:val="1"/>
-          <w:sz w:val="28"/>
-          <w:szCs w:val="28"/>
-          <w:rtl w:val="0"/>
-        </w:rPr>
-        <w:t xml:space="preserve">Mobile Developer (Oct 2020 – Jun 2021)</w:t>
-      </w:r>
-      <w:r>
-        <w:rPr>
-          <w:rtl w:val="0"/>
-        </w:rPr>
-      </w:r>
-    </w:p>
-    <w:p>
-      <w:pPr>
-        <w:jc w:val="both"/>
-        <w:rPr/>
-      </w:pPr>
-      <w:r>
-        <w:rPr>
-          <w:rFonts w:ascii="Times New Roman" w:cs="Times New Roman" w:eastAsia="Times New Roman" w:hAnsi="Times New Roman"/>
-          <w:sz w:val="28"/>
-          <w:szCs w:val="28"/>
-          <w:rtl w:val="0"/>
-        </w:rPr>
-        <w:t xml:space="preserve">• </w:t>
-      </w:r>
-      <w:r>
-        <w:rPr>
-          <w:rFonts w:ascii="Times New Roman" w:cs="Times New Roman" w:eastAsia="Times New Roman" w:hAnsi="Times New Roman"/>
-          <w:b w:val="1"/>
-          <w:bCs w:val="1"/>
-          <w:sz w:val="28"/>
-          <w:szCs w:val="28"/>
-          <w:rtl w:val="0"/>
-        </w:rPr>
-        <w:t xml:space="preserve">Challenge:</w:t>
-      </w:r>
-      <w:r>
-        <w:rPr>
-          <w:rFonts w:ascii="Times New Roman" w:cs="Times New Roman" w:eastAsia="Times New Roman" w:hAnsi="Times New Roman"/>
-          <w:sz w:val="28"/>
-          <w:szCs w:val="28"/>
-          <w:rtl w:val="0"/>
-        </w:rPr>
-        <w:t xml:space="preserve"> Create a stable, user-friendly exam application for the Japanese market with offline functionality.</w:t>
-      </w:r>
-      <w:r>
-        <w:rPr>
-          <w:rtl w:val="0"/>
-        </w:rPr>
-      </w:r>
-    </w:p>
-    <w:p>
-      <w:pPr>
-        <w:jc w:val="both"/>
-        <w:rPr/>
-      </w:pPr>
-      <w:r>
-        <w:t>• Action: Built the React Native app and implemented an offline-first data flow with Realm DB for local caching and sync.</w:t>
-      </w:r>
-    </w:p>
-    <w:p>
-      <w:pPr>
-        <w:jc w:val="both"/>
-        <w:rPr/>
-      </w:pPr>
-      <w:r>
-        <w:t>• Result: Shipped a stable exam experience that continued to work reliably even with intermittent connectivity.</w:t>
+        <w:t xml:space="preserve">TITLES AND AWARDS</w:t>
+      </w:r>
+      <w:r>
+        <w:rPr>
+          <w:rtl w:val="0"/>
+        </w:rPr>
+      </w:r>
+    </w:p>
+    <w:p>
+      <w:pPr>
+        <w:jc w:val="both"/>
+        <w:rPr/>
+      </w:pPr>
+      <w:r>
+        <w:rPr>
+          <w:rtl w:val="0"/>
+        </w:rPr>
+      </w:r>
+    </w:p>
+    <w:p>
+      <w:pPr>
+        <w:jc w:val="both"/>
+        <w:rPr/>
+      </w:pPr>
+      <w:r>
+        <w:rPr>
+          <w:rFonts w:ascii="Times New Roman" w:cs="Times New Roman" w:eastAsia="Times New Roman" w:hAnsi="Times New Roman"/>
+          <w:b w:val="1"/>
+          <w:bCs w:val="1"/>
+          <w:sz w:val="28"/>
+          <w:szCs w:val="28"/>
+          <w:rtl w:val="0"/>
+        </w:rPr>
+        <w:t xml:space="preserve">May 2023</w:t>
+      </w:r>
+      <w:r>
+        <w:rPr>
+          <w:rFonts w:ascii="Times New Roman" w:cs="Times New Roman" w:eastAsia="Times New Roman" w:hAnsi="Times New Roman"/>
+          <w:sz w:val="28"/>
+          <w:szCs w:val="28"/>
+          <w:rtl w:val="0"/>
+        </w:rPr>
+        <w:t xml:space="preserve">                 Employee of the Year – Blameo Company</w:t>
+      </w:r>
+      <w:r>
+        <w:rPr>
+          <w:rtl w:val="0"/>
+        </w:rPr>
       </w:r>
     </w:p>
     <w:p>
@@ -930,50 +1058,6 @@
           <w:rtl w:val="0"/>
         </w:rPr>
         <w:tab/>
-        <w:t xml:space="preserve">• </w:t>
-      </w:r>
-      <w:r>
-        <w:rPr>
-          <w:rFonts w:ascii="Times New Roman" w:cs="Times New Roman" w:eastAsia="Times New Roman" w:hAnsi="Times New Roman"/>
-          <w:b w:val="1"/>
-          <w:bCs w:val="1"/>
-          <w:sz w:val="28"/>
-          <w:szCs w:val="28"/>
-          <w:rtl w:val="0"/>
-        </w:rPr>
-        <w:t xml:space="preserve">Tech Stack:</w:t>
-      </w:r>
-      <w:r>
-        <w:rPr>
-          <w:rFonts w:ascii="Times New Roman" w:cs="Times New Roman" w:eastAsia="Times New Roman" w:hAnsi="Times New Roman"/>
-          <w:sz w:val="28"/>
-          <w:szCs w:val="28"/>
-          <w:rtl w:val="0"/>
-        </w:rPr>
-        <w:t xml:space="preserve"> React Native, Realm DB, PHP.</w:t>
-      </w:r>
-      <w:r>
-        <w:rPr>
-          <w:rtl w:val="0"/>
-        </w:rPr>
-      </w:r>
-    </w:p>
-    <w:p>
-      <w:pPr>
-        <w:rPr/>
-      </w:pPr>
-      <w:r>
-        <w:rPr>
-          <w:rtl w:val="0"/>
-        </w:rPr>
-      </w:r>
-    </w:p>
-    <w:p>
-      <w:pPr>
-        <w:rPr/>
-      </w:pPr>
-      <w:r>
-        <w:br w:type="page"/>
       </w:r>
       <w:r>
         <w:rPr>
@@ -995,90 +1079,6 @@
           <w:szCs w:val="32"/>
           <w:rtl w:val="0"/>
         </w:rPr>
-        <w:t xml:space="preserve">TITLES AND AWARDS</w:t>
-      </w:r>
-      <w:r>
-        <w:rPr>
-          <w:rtl w:val="0"/>
-        </w:rPr>
-      </w:r>
-    </w:p>
-    <w:p>
-      <w:pPr>
-        <w:jc w:val="both"/>
-        <w:rPr/>
-      </w:pPr>
-      <w:r>
-        <w:rPr>
-          <w:rtl w:val="0"/>
-        </w:rPr>
-      </w:r>
-    </w:p>
-    <w:p>
-      <w:pPr>
-        <w:jc w:val="both"/>
-        <w:rPr/>
-      </w:pPr>
-      <w:r>
-        <w:rPr>
-          <w:rFonts w:ascii="Times New Roman" w:cs="Times New Roman" w:eastAsia="Times New Roman" w:hAnsi="Times New Roman"/>
-          <w:b w:val="1"/>
-          <w:bCs w:val="1"/>
-          <w:sz w:val="28"/>
-          <w:szCs w:val="28"/>
-          <w:rtl w:val="0"/>
-        </w:rPr>
-        <w:t xml:space="preserve">May 2023</w:t>
-      </w:r>
-      <w:r>
-        <w:rPr>
-          <w:rFonts w:ascii="Times New Roman" w:cs="Times New Roman" w:eastAsia="Times New Roman" w:hAnsi="Times New Roman"/>
-          <w:sz w:val="28"/>
-          <w:szCs w:val="28"/>
-          <w:rtl w:val="0"/>
-        </w:rPr>
-        <w:t xml:space="preserve">                 Employee of the Year – Blameo Company</w:t>
-      </w:r>
-      <w:r>
-        <w:rPr>
-          <w:rtl w:val="0"/>
-        </w:rPr>
-      </w:r>
-    </w:p>
-    <w:p>
-      <w:pPr>
-        <w:jc w:val="both"/>
-        <w:rPr/>
-      </w:pPr>
-      <w:r>
-        <w:rPr>
-          <w:rFonts w:ascii="Times New Roman" w:cs="Times New Roman" w:eastAsia="Times New Roman" w:hAnsi="Times New Roman"/>
-          <w:sz w:val="28"/>
-          <w:szCs w:val="28"/>
-          <w:rtl w:val="0"/>
-        </w:rPr>
-        <w:tab/>
-      </w:r>
-      <w:r>
-        <w:rPr>
-          <w:rtl w:val="0"/>
-        </w:rPr>
-      </w:r>
-    </w:p>
-    <w:p>
-      <w:pPr>
-        <w:jc w:val="center"/>
-        <w:rPr/>
-      </w:pPr>
-      <w:r>
-        <w:rPr>
-          <w:rFonts w:ascii="Times New Roman" w:cs="Times New Roman" w:eastAsia="Times New Roman" w:hAnsi="Times New Roman"/>
-          <w:b w:val="1"/>
-          <w:bCs w:val="1"/>
-          <w:sz w:val="32"/>
-          <w:szCs w:val="32"/>
-          <w:rtl w:val="0"/>
-        </w:rPr>
         <w:t xml:space="preserve">SKILLS</w:t>
       </w:r>
       <w:r>
@@ -1104,33 +1104,88 @@
         <w:rPr/>
       </w:pPr>
       <w:r>
-        <w:t>• Engineering Leadership: System Architecture, Team Mentoring, Technical Interviewing, Agile/Scrum, CI/CD Design.</w:t>
-      </w:r>
-    </w:p>
-    <w:p>
-      <w:pPr>
-        <w:jc w:val="both"/>
-        <w:rPr/>
-      </w:pPr>
-      <w:r>
-        <w:t>• AI &amp; Automation: Agentic Workflows, LLM Integration, Multi-agent Systems, Prompt Engineering, AI-Assisted Development.</w:t>
-      </w:r>
-    </w:p>
-    <w:p>
-      <w:pPr>
-        <w:jc w:val="both"/>
-        <w:rPr/>
-      </w:pPr>
-      <w:r>
-        <w:t>• Fullstack Development: TypeScript, Next.js, Node.js (NestJS/Express), React Native, Electron.js, Vue.js.</w:t>
-      </w:r>
-    </w:p>
-    <w:p>
-      <w:pPr>
-        <w:jc w:val="both"/>
-        <w:rPr/>
-      </w:pPr>
-      <w:r>
+        <w:rPr>
+          <w:rFonts w:ascii="Times New Roman" w:cs="Times New Roman" w:eastAsia="Times New Roman" w:hAnsi="Times New Roman"/>
+          <w:sz w:val="28"/>
+          <w:szCs w:val="28"/>
+          <w:rtl w:val="0"/>
+        </w:rPr>
+        <w:t xml:space="preserve">• </w:t>
+      </w:r>
+      <w:r>
+        <w:rPr>
+          <w:rFonts w:ascii="Times New Roman" w:cs="Times New Roman" w:eastAsia="Times New Roman" w:hAnsi="Times New Roman"/>
+          <w:b w:val="1"/>
+          <w:bCs w:val="1"/>
+          <w:sz w:val="28"/>
+          <w:szCs w:val="28"/>
+          <w:rtl w:val="0"/>
+        </w:rPr>
+        <w:t xml:space="preserve">Engineering Leadership: </w:t>
+      </w:r>
+      <w:r>
+        <w:rPr>
+          <w:rFonts w:ascii="Times New Roman" w:cs="Times New Roman" w:eastAsia="Times New Roman" w:hAnsi="Times New Roman"/>
+          <w:sz w:val="28"/>
+          <w:szCs w:val="28"/>
+          <w:rtl w:val="0"/>
+        </w:rPr>
+        <w:t xml:space="preserve">System Architecture, Team Mentoring, Technical Interviewing, Agile/Scrum, CI/CD Pipeline Design.</w:t>
+      </w:r>
+      <w:r>
+        <w:rPr>
+          <w:rtl w:val="0"/>
+        </w:rPr>
+      </w:r>
+    </w:p>
+    <w:p>
+      <w:pPr>
+        <w:jc w:val="both"/>
+        <w:rPr/>
+      </w:pPr>
+      <w:r>
+        <w:rPr>
+          <w:rFonts w:ascii="Times New Roman" w:cs="Times New Roman" w:eastAsia="Times New Roman" w:hAnsi="Times New Roman"/>
+          <w:b w:val="1"/>
+          <w:bCs w:val="1"/>
+          <w:sz w:val="28"/>
+          <w:szCs w:val="28"/>
+          <w:rtl w:val="0"/>
+        </w:rPr>
+        <w:t>• Fullstack Development: TypeScript, JavaScript, React, Next.js, Node.js (NestJS/Express), React Native, Electron.js, Vue.js.</w:t>
+      </w:r>
+    </w:p>
+    <w:p>
+      <w:pPr>
+        <w:jc w:val="both"/>
+        <w:rPr/>
+      </w:pPr>
+      <w:r>
+        <w:rPr>
+          <w:rFonts w:ascii="Times New Roman" w:cs="Times New Roman" w:eastAsia="Times New Roman" w:hAnsi="Times New Roman"/>
+          <w:b w:val="1"/>
+          <w:bCs w:val="1"/>
+          <w:sz w:val="28"/>
+          <w:szCs w:val="28"/>
+          <w:rtl w:val="0"/>
+        </w:rPr>
+        <w:t>• Backend &amp; Data: PostgreSQL, SQLite, Realm DB, Keycloak, OCR assessment workflows.</w:t>
+      </w:r>
+    </w:p>
+    <w:p>
+      <w:pPr>
+        <w:jc w:val="both"/>
+        <w:rPr/>
+      </w:pPr>
+      <w:r>
+        <w:rPr>
+          <w:rFonts w:ascii="Times New Roman" w:cs="Times New Roman" w:eastAsia="Times New Roman" w:hAnsi="Times New Roman"/>
+          <w:b w:val="1"/>
+          <w:bCs w:val="1"/>
+          <w:sz w:val="28"/>
+          <w:szCs w:val="28"/>
+          <w:rtl w:val="0"/>
+        </w:rPr>
         <w:t>• Infrastructure &amp; DevOps: Docker, Jenkins, GitLab CI/CD, Nginx, AWS, Linux/Ubuntu.</w:t>
       </w:r>
     </w:p>

--- a/public/Dao_Quang_Truong_CV.docx
+++ b/public/Dao_Quang_Truong_CV.docx
@@ -54,27 +54,14 @@
       <w:pPr>
         <w:rPr/>
       </w:pPr>
-      <w:hyperlink r:id="rId6">
-        <w:r>
-          <w:rPr>
-            <w:rFonts w:ascii="Times New Roman" w:cs="Times New Roman" w:eastAsia="Times New Roman" w:hAnsi="Times New Roman"/>
-            <w:color w:val="1155cc"/>
-            <w:sz w:val="28"/>
-            <w:szCs w:val="28"/>
-            <w:u w:val="single"/>
-            <w:rtl w:val="0"/>
-          </w:rPr>
-          <w:t xml:space="preserve">truongdq.com</w:t>
-        </w:r>
-      </w:hyperlink>
-      <w:r>
-        <w:rPr>
-          <w:rFonts w:ascii="Times New Roman" w:cs="Times New Roman" w:eastAsia="Times New Roman" w:hAnsi="Times New Roman"/>
-          <w:sz w:val="28"/>
-          <w:szCs w:val="28"/>
-          <w:rtl w:val="0"/>
-        </w:rPr>
-        <w:t xml:space="preserve"> |  github.com/truongnat</w:t>
+      <w:r>
+        <w:rPr>
+          <w:rFonts w:ascii="Times New Roman" w:cs="Times New Roman" w:eastAsia="Times New Roman" w:hAnsi="Times New Roman"/>
+          <w:sz w:val="28"/>
+          <w:szCs w:val="28"/>
+          <w:rtl w:val="0"/>
+        </w:rPr>
+        <w:t xml:space="preserve">github.com/truongnat</w:t>
       </w:r>
       <w:r>
         <w:rPr>

--- a/public/Dao_Quang_Truong_CV.docx
+++ b/public/Dao_Quang_Truong_CV.docx
@@ -91,7 +91,7 @@
           <w:i w:val="0"/>
           <w:sz w:val="18"/>
         </w:rPr>
-        <w:t>Middle+ Fullstack Developer with 6 years of professional experience building enterprise web, mobile, and cross-platform systems. Strong in TypeScript, React, Next.js, Node.js, NestJS, PostgreSQL, and system design. Currently at VIETIS delivering Japanese school-management/OCR and ERP accounting/reporting products; prior work includes Viettel and Naver projects and mentoring 8+ engineers.</w:t>
+        <w:t>Middle+ Fullstack Developer with 6 years of professional experience delivering enterprise web, mobile, and cross-platform systems. Strong in TypeScript, React, Next.js, Node.js, NestJS, PostgreSQL, and system design, with hands-on ownership from feature development through debugging and delivery. Currently at VIETIS building Japanese education and ERP accounting products; prior work includes Viettel and Naver projects and mentoring 8+ engineers.</w:t>
       </w:r>
     </w:p>
     <w:p>
@@ -158,7 +158,7 @@
           <w:i w:val="0"/>
           <w:sz w:val="18"/>
         </w:rPr>
-        <w:t xml:space="preserve">Student &amp; Teacher Management: </w:t>
+        <w:t xml:space="preserve">Product scope: </w:t>
       </w:r>
       <w:r>
         <w:rPr>
@@ -167,7 +167,7 @@
           <w:i w:val="0"/>
           <w:sz w:val="18"/>
         </w:rPr>
-        <w:t>Built features for student and teacher administration.</w:t>
+        <w:t>Japanese school-management platform with student and teacher administration plus OCR-based exam scanning and scoring.</w:t>
       </w:r>
     </w:p>
     <w:p>
@@ -184,7 +184,7 @@
           <w:i w:val="0"/>
           <w:sz w:val="18"/>
         </w:rPr>
-        <w:t xml:space="preserve">OCR &amp; Identity: </w:t>
+        <w:t xml:space="preserve">Feature delivery: </w:t>
       </w:r>
       <w:r>
         <w:rPr>
@@ -193,7 +193,7 @@
           <w:i w:val="0"/>
           <w:sz w:val="18"/>
         </w:rPr>
-        <w:t>Fixed OCR exam scoring issues and resolved Keycloak authentication and authorization issues.</w:t>
+        <w:t>Developed student and teacher management features using Next.js frontend and NestJS backend.</w:t>
       </w:r>
     </w:p>
     <w:p>
@@ -210,7 +210,33 @@
           <w:i w:val="0"/>
           <w:sz w:val="18"/>
         </w:rPr>
-        <w:t xml:space="preserve">Tech: </w:t>
+        <w:t xml:space="preserve">Quality &amp; access: </w:t>
+      </w:r>
+      <w:r>
+        <w:rPr>
+          <w:rFonts w:ascii="Times New Roman" w:hAnsi="Times New Roman" w:eastAsia="Times New Roman"/>
+          <w:b w:val="0"/>
+          <w:i w:val="0"/>
+          <w:sz w:val="18"/>
+        </w:rPr>
+        <w:t>Fixed OCR scoring and scan-processing issues; investigated and resolved Keycloak authentication and authorization issues.</w:t>
+      </w:r>
+    </w:p>
+    <w:p>
+      <w:pPr>
+        <w:pStyle w:val="ListBullet"/>
+        <w:widowControl/>
+        <w:spacing w:before="0" w:after="5" w:line="226" w:lineRule="auto"/>
+        <w:ind w:left="340" w:hanging="198"/>
+      </w:pPr>
+      <w:r>
+        <w:rPr>
+          <w:rFonts w:ascii="Times New Roman" w:hAnsi="Times New Roman" w:eastAsia="Times New Roman"/>
+          <w:b/>
+          <w:i w:val="0"/>
+          <w:sz w:val="18"/>
+        </w:rPr>
+        <w:t xml:space="preserve">Tech stack: </w:t>
       </w:r>
       <w:r>
         <w:rPr>
@@ -253,7 +279,7 @@
           <w:i w:val="0"/>
           <w:sz w:val="18"/>
         </w:rPr>
-        <w:t xml:space="preserve">Reporting &amp; Export: </w:t>
+        <w:t xml:space="preserve">Product scope: </w:t>
       </w:r>
       <w:r>
         <w:rPr>
@@ -262,7 +288,7 @@
           <w:i w:val="0"/>
           <w:sz w:val="18"/>
         </w:rPr>
-        <w:t>Developed business-rule-driven reports, file export, and document-generation workflows.</w:t>
+        <w:t>Enterprise ERP accounting platform supporting business-rule-driven reporting and operational workflows.</w:t>
       </w:r>
     </w:p>
     <w:p>
@@ -279,7 +305,7 @@
           <w:i w:val="0"/>
           <w:sz w:val="18"/>
         </w:rPr>
-        <w:t xml:space="preserve">Tech: </w:t>
+        <w:t xml:space="preserve">Ownership: </w:t>
       </w:r>
       <w:r>
         <w:rPr>
@@ -288,7 +314,33 @@
           <w:i w:val="0"/>
           <w:sz w:val="18"/>
         </w:rPr>
-        <w:t>TanStack React, TypeScript, C# backend.</w:t>
+        <w:t>Developed report features and implemented file export and file-generation workflows based on business requirements.</w:t>
+      </w:r>
+    </w:p>
+    <w:p>
+      <w:pPr>
+        <w:pStyle w:val="ListBullet"/>
+        <w:widowControl/>
+        <w:spacing w:before="0" w:after="5" w:line="226" w:lineRule="auto"/>
+        <w:ind w:left="340" w:hanging="198"/>
+      </w:pPr>
+      <w:r>
+        <w:rPr>
+          <w:rFonts w:ascii="Times New Roman" w:hAnsi="Times New Roman" w:eastAsia="Times New Roman"/>
+          <w:b/>
+          <w:i w:val="0"/>
+          <w:sz w:val="18"/>
+        </w:rPr>
+        <w:t xml:space="preserve">Tech stack: </w:t>
+      </w:r>
+      <w:r>
+        <w:rPr>
+          <w:rFonts w:ascii="Times New Roman" w:hAnsi="Times New Roman" w:eastAsia="Times New Roman"/>
+          <w:b w:val="0"/>
+          <w:i w:val="0"/>
+          <w:sz w:val="18"/>
+        </w:rPr>
+        <w:t>TanStack React frontend, TypeScript, and C# backend.</w:t>
       </w:r>
     </w:p>
     <w:p>
@@ -330,7 +382,7 @@
           <w:i w:val="0"/>
           <w:sz w:val="18"/>
         </w:rPr>
-        <w:t>Led and mentored 8 engineers; established technical interview and mentorship practices.</w:t>
+        <w:t>Led and mentored 8 engineers; built technical interview and mentorship practices for team growth.</w:t>
       </w:r>
     </w:p>
     <w:p>
@@ -347,7 +399,7 @@
           <w:i w:val="0"/>
           <w:sz w:val="18"/>
         </w:rPr>
-        <w:t xml:space="preserve">Delivery: </w:t>
+        <w:t xml:space="preserve">Architecture: </w:t>
       </w:r>
       <w:r>
         <w:rPr>
@@ -356,7 +408,33 @@
           <w:i w:val="0"/>
           <w:sz w:val="18"/>
         </w:rPr>
-        <w:t>Refactored Node.js services, reducing API latency by 50%; built KPI and Viettel Cloud features with React, TypeScript, and Node.js.</w:t>
+        <w:t>Refactored legacy Node.js services, reducing API latency by 50% and improving peak-load reliability.</w:t>
+      </w:r>
+    </w:p>
+    <w:p>
+      <w:pPr>
+        <w:pStyle w:val="ListBullet"/>
+        <w:widowControl/>
+        <w:spacing w:before="0" w:after="5" w:line="226" w:lineRule="auto"/>
+        <w:ind w:left="340" w:hanging="198"/>
+      </w:pPr>
+      <w:r>
+        <w:rPr>
+          <w:rFonts w:ascii="Times New Roman" w:hAnsi="Times New Roman" w:eastAsia="Times New Roman"/>
+          <w:b/>
+          <w:i w:val="0"/>
+          <w:sz w:val="18"/>
+        </w:rPr>
+        <w:t xml:space="preserve">Product delivery: </w:t>
+      </w:r>
+      <w:r>
+        <w:rPr>
+          <w:rFonts w:ascii="Times New Roman" w:hAnsi="Times New Roman" w:eastAsia="Times New Roman"/>
+          <w:b w:val="0"/>
+          <w:i w:val="0"/>
+          <w:sz w:val="18"/>
+        </w:rPr>
+        <w:t>Built KPI management and Viettel Cloud features with React, TypeScript, and Node.js; introduced ESLint and Git flow standards.</w:t>
       </w:r>
     </w:p>
     <w:p>
@@ -389,7 +467,7 @@
           <w:i w:val="0"/>
           <w:sz w:val="18"/>
         </w:rPr>
-        <w:t xml:space="preserve">Cross-platform: </w:t>
+        <w:t xml:space="preserve">Naver Cloud Meeting: </w:t>
       </w:r>
       <w:r>
         <w:rPr>
@@ -398,7 +476,7 @@
           <w:i w:val="0"/>
           <w:sz w:val="18"/>
         </w:rPr>
-        <w:t>Delivered video conferencing across Vue.js web, Electron desktop, and React Native mobile; implemented RTC synchronization.</w:t>
+        <w:t>Engineered video conferencing across Vue.js web, Electron desktop, and React Native mobile; implemented RTC media synchronization and joined architecture/code reviews.</w:t>
       </w:r>
     </w:p>
     <w:p>
@@ -440,7 +518,7 @@
           <w:i w:val="0"/>
           <w:sz w:val="18"/>
         </w:rPr>
-        <w:t>Built core features for a React Native low-code app-generation and e-learning platform.</w:t>
+        <w:t>Built core features for a React Native low-code app-generation platform and GoPass exam/e-learning application.</w:t>
       </w:r>
     </w:p>
     <w:p>

--- a/public/Dao_Quang_Truong_CV.docx
+++ b/public/Dao_Quang_Truong_CV.docx
@@ -5,14 +5,14 @@
     <w:p>
       <w:pPr>
         <w:widowControl/>
-        <w:spacing w:before="0" w:after="6" w:line="240" w:lineRule="auto"/>
+        <w:spacing w:before="0" w:after="10" w:line="240" w:lineRule="auto"/>
       </w:pPr>
       <w:r>
         <w:rPr>
           <w:rFonts w:ascii="Times New Roman" w:hAnsi="Times New Roman" w:eastAsia="Times New Roman"/>
           <w:b/>
           <w:i w:val="0"/>
-          <w:sz w:val="35"/>
+          <w:sz w:val="41"/>
         </w:rPr>
         <w:t>DAO QUANG TRUONG | 17-06-2001</w:t>
       </w:r>
@@ -20,14 +20,14 @@
     <w:p>
       <w:pPr>
         <w:widowControl/>
-        <w:spacing w:before="0" w:after="6" w:line="240" w:lineRule="auto"/>
+        <w:spacing w:before="0" w:after="9" w:line="240" w:lineRule="auto"/>
       </w:pPr>
       <w:r>
         <w:rPr>
           <w:rFonts w:ascii="Times New Roman" w:hAnsi="Times New Roman" w:eastAsia="Times New Roman"/>
           <w:b w:val="0"/>
           <w:i w:val="0"/>
-          <w:sz w:val="23"/>
+          <w:sz w:val="27"/>
         </w:rPr>
         <w:t>Middle+ Fullstack Developer</w:t>
       </w:r>
@@ -35,14 +35,14 @@
     <w:p>
       <w:pPr>
         <w:widowControl/>
-        <w:spacing w:before="0" w:after="5" w:line="240" w:lineRule="auto"/>
+        <w:spacing w:before="0" w:after="8" w:line="240" w:lineRule="auto"/>
       </w:pPr>
       <w:r>
         <w:rPr>
           <w:rFonts w:ascii="Times New Roman" w:hAnsi="Times New Roman" w:eastAsia="Times New Roman"/>
           <w:b w:val="0"/>
           <w:i w:val="0"/>
-          <w:sz w:val="19"/>
+          <w:sz w:val="21"/>
         </w:rPr>
         <w:t>Ninh Binh, Vietnam  |  (+84) 96 906 9035  |  truongdq.dev@gmail.com</w:t>
       </w:r>
@@ -50,14 +50,14 @@
     <w:p>
       <w:pPr>
         <w:widowControl/>
-        <w:spacing w:before="0" w:after="5" w:line="240" w:lineRule="auto"/>
+        <w:spacing w:before="0" w:after="8" w:line="240" w:lineRule="auto"/>
       </w:pPr>
       <w:r>
         <w:rPr>
           <w:rFonts w:ascii="Times New Roman" w:hAnsi="Times New Roman" w:eastAsia="Times New Roman"/>
           <w:b w:val="0"/>
           <w:i w:val="0"/>
-          <w:sz w:val="19"/>
+          <w:sz w:val="21"/>
         </w:rPr>
         <w:t>github.com/truongnat</w:t>
       </w:r>
@@ -65,7 +65,7 @@
     <w:p>
       <w:pPr>
         <w:widowControl/>
-        <w:spacing w:before="110" w:after="50" w:line="240" w:lineRule="auto"/>
+        <w:spacing w:before="150" w:after="70" w:line="240" w:lineRule="auto"/>
         <w:jc w:val="center"/>
         <w:keepNext/>
       </w:pPr>
@@ -74,7 +74,7 @@
           <w:rFonts w:ascii="Times New Roman" w:hAnsi="Times New Roman" w:eastAsia="Times New Roman"/>
           <w:b/>
           <w:i w:val="0"/>
-          <w:sz w:val="25"/>
+          <w:sz w:val="29"/>
         </w:rPr>
         <w:t>SUMMARY</w:t>
       </w:r>
@@ -82,14 +82,14 @@
     <w:p>
       <w:pPr>
         <w:widowControl/>
-        <w:spacing w:before="0" w:after="6" w:line="226" w:lineRule="auto"/>
+        <w:spacing w:before="0" w:after="14" w:line="240" w:lineRule="auto"/>
       </w:pPr>
       <w:r>
         <w:rPr>
           <w:rFonts w:ascii="Times New Roman" w:hAnsi="Times New Roman" w:eastAsia="Times New Roman"/>
           <w:b w:val="0"/>
           <w:i w:val="0"/>
-          <w:sz w:val="18"/>
+          <w:sz w:val="21"/>
         </w:rPr>
         <w:t>Middle+ Fullstack Developer with 6 years of professional experience delivering enterprise web, mobile, and cross-platform systems. Strong in TypeScript, React, Next.js, Node.js, NestJS, PostgreSQL, and system design, with hands-on ownership from feature development through debugging and delivery. Currently at VIETIS building Japanese education and ERP accounting products; prior work includes Viettel and Naver projects and mentoring 8+ engineers.</w:t>
       </w:r>
@@ -97,7 +97,7 @@
     <w:p>
       <w:pPr>
         <w:widowControl/>
-        <w:spacing w:before="110" w:after="50" w:line="240" w:lineRule="auto"/>
+        <w:spacing w:before="150" w:after="70" w:line="240" w:lineRule="auto"/>
         <w:jc w:val="center"/>
         <w:keepNext/>
       </w:pPr>
@@ -106,7 +106,7 @@
           <w:rFonts w:ascii="Times New Roman" w:hAnsi="Times New Roman" w:eastAsia="Times New Roman"/>
           <w:b/>
           <w:i w:val="0"/>
-          <w:sz w:val="25"/>
+          <w:sz w:val="29"/>
         </w:rPr>
         <w:t>WORK EXPERIENCE</w:t>
       </w:r>
@@ -114,7 +114,7 @@
     <w:p>
       <w:pPr>
         <w:widowControl/>
-        <w:spacing w:before="30" w:after="10" w:line="230" w:lineRule="auto"/>
+        <w:spacing w:before="48" w:after="20" w:line="240" w:lineRule="auto"/>
         <w:keepNext/>
       </w:pPr>
       <w:r>
@@ -122,7 +122,7 @@
           <w:rFonts w:ascii="Times New Roman" w:hAnsi="Times New Roman" w:eastAsia="Times New Roman"/>
           <w:b/>
           <w:i w:val="0"/>
-          <w:sz w:val="20"/>
+          <w:sz w:val="23"/>
         </w:rPr>
         <w:t>Fullstack Developer | VIETIS | Mar 2026 - Present</w:t>
       </w:r>
@@ -130,7 +130,7 @@
     <w:p>
       <w:pPr>
         <w:widowControl/>
-        <w:spacing w:before="20" w:after="4" w:line="230" w:lineRule="auto"/>
+        <w:spacing w:before="28" w:after="10" w:line="240" w:lineRule="auto"/>
         <w:ind w:left="198"/>
         <w:keepNext/>
       </w:pPr>
@@ -139,7 +139,7 @@
           <w:rFonts w:ascii="Times New Roman" w:hAnsi="Times New Roman" w:eastAsia="Times New Roman"/>
           <w:b/>
           <w:i w:val="0"/>
-          <w:sz w:val="19"/>
+          <w:sz w:val="22"/>
         </w:rPr>
         <w:t>Japanese School Management &amp; OCR Assessment Platform</w:t>
       </w:r>
@@ -148,7 +148,7 @@
       <w:pPr>
         <w:pStyle w:val="ListBullet"/>
         <w:widowControl/>
-        <w:spacing w:before="0" w:after="5" w:line="226" w:lineRule="auto"/>
+        <w:spacing w:before="0" w:after="15" w:line="240" w:lineRule="auto"/>
         <w:ind w:left="340" w:hanging="198"/>
       </w:pPr>
       <w:r>
@@ -156,7 +156,7 @@
           <w:rFonts w:ascii="Times New Roman" w:hAnsi="Times New Roman" w:eastAsia="Times New Roman"/>
           <w:b/>
           <w:i w:val="0"/>
-          <w:sz w:val="18"/>
+          <w:sz w:val="21"/>
         </w:rPr>
         <w:t xml:space="preserve">Product scope: </w:t>
       </w:r>
@@ -165,7 +165,7 @@
           <w:rFonts w:ascii="Times New Roman" w:hAnsi="Times New Roman" w:eastAsia="Times New Roman"/>
           <w:b w:val="0"/>
           <w:i w:val="0"/>
-          <w:sz w:val="18"/>
+          <w:sz w:val="21"/>
         </w:rPr>
         <w:t>Japanese school-management platform with student and teacher administration plus OCR-based exam scanning and scoring.</w:t>
       </w:r>
@@ -174,7 +174,7 @@
       <w:pPr>
         <w:pStyle w:val="ListBullet"/>
         <w:widowControl/>
-        <w:spacing w:before="0" w:after="5" w:line="226" w:lineRule="auto"/>
+        <w:spacing w:before="0" w:after="15" w:line="240" w:lineRule="auto"/>
         <w:ind w:left="340" w:hanging="198"/>
       </w:pPr>
       <w:r>
@@ -182,7 +182,7 @@
           <w:rFonts w:ascii="Times New Roman" w:hAnsi="Times New Roman" w:eastAsia="Times New Roman"/>
           <w:b/>
           <w:i w:val="0"/>
-          <w:sz w:val="18"/>
+          <w:sz w:val="21"/>
         </w:rPr>
         <w:t xml:space="preserve">Feature delivery: </w:t>
       </w:r>
@@ -191,7 +191,7 @@
           <w:rFonts w:ascii="Times New Roman" w:hAnsi="Times New Roman" w:eastAsia="Times New Roman"/>
           <w:b w:val="0"/>
           <w:i w:val="0"/>
-          <w:sz w:val="18"/>
+          <w:sz w:val="21"/>
         </w:rPr>
         <w:t>Developed student and teacher management features using Next.js frontend and NestJS backend.</w:t>
       </w:r>
@@ -200,7 +200,7 @@
       <w:pPr>
         <w:pStyle w:val="ListBullet"/>
         <w:widowControl/>
-        <w:spacing w:before="0" w:after="5" w:line="226" w:lineRule="auto"/>
+        <w:spacing w:before="0" w:after="15" w:line="240" w:lineRule="auto"/>
         <w:ind w:left="340" w:hanging="198"/>
       </w:pPr>
       <w:r>
@@ -208,25 +208,25 @@
           <w:rFonts w:ascii="Times New Roman" w:hAnsi="Times New Roman" w:eastAsia="Times New Roman"/>
           <w:b/>
           <w:i w:val="0"/>
-          <w:sz w:val="18"/>
+          <w:sz w:val="21"/>
         </w:rPr>
-        <w:t xml:space="preserve">Quality &amp; access: </w:t>
+        <w:t xml:space="preserve">OCR scoring: </w:t>
       </w:r>
       <w:r>
         <w:rPr>
           <w:rFonts w:ascii="Times New Roman" w:hAnsi="Times New Roman" w:eastAsia="Times New Roman"/>
           <w:b w:val="0"/>
           <w:i w:val="0"/>
-          <w:sz w:val="18"/>
+          <w:sz w:val="21"/>
         </w:rPr>
-        <w:t>Fixed OCR scoring and scan-processing issues; investigated and resolved Keycloak authentication and authorization issues.</w:t>
+        <w:t>Fixed exam scoring and scan-processing issues, improving the reliability of OCR assessment results.</w:t>
       </w:r>
     </w:p>
     <w:p>
       <w:pPr>
         <w:pStyle w:val="ListBullet"/>
         <w:widowControl/>
-        <w:spacing w:before="0" w:after="5" w:line="226" w:lineRule="auto"/>
+        <w:spacing w:before="0" w:after="15" w:line="240" w:lineRule="auto"/>
         <w:ind w:left="340" w:hanging="198"/>
       </w:pPr>
       <w:r>
@@ -234,7 +234,33 @@
           <w:rFonts w:ascii="Times New Roman" w:hAnsi="Times New Roman" w:eastAsia="Times New Roman"/>
           <w:b/>
           <w:i w:val="0"/>
-          <w:sz w:val="18"/>
+          <w:sz w:val="21"/>
+        </w:rPr>
+        <w:t xml:space="preserve">Identity &amp; access: </w:t>
+      </w:r>
+      <w:r>
+        <w:rPr>
+          <w:rFonts w:ascii="Times New Roman" w:hAnsi="Times New Roman" w:eastAsia="Times New Roman"/>
+          <w:b w:val="0"/>
+          <w:i w:val="0"/>
+          <w:sz w:val="21"/>
+        </w:rPr>
+        <w:t>Investigated and resolved Keycloak authentication and authorization issues across the application workflow.</w:t>
+      </w:r>
+    </w:p>
+    <w:p>
+      <w:pPr>
+        <w:pStyle w:val="ListBullet"/>
+        <w:widowControl/>
+        <w:spacing w:before="0" w:after="15" w:line="240" w:lineRule="auto"/>
+        <w:ind w:left="340" w:hanging="198"/>
+      </w:pPr>
+      <w:r>
+        <w:rPr>
+          <w:rFonts w:ascii="Times New Roman" w:hAnsi="Times New Roman" w:eastAsia="Times New Roman"/>
+          <w:b/>
+          <w:i w:val="0"/>
+          <w:sz w:val="21"/>
         </w:rPr>
         <w:t xml:space="preserve">Tech stack: </w:t>
       </w:r>
@@ -243,7 +269,7 @@
           <w:rFonts w:ascii="Times New Roman" w:hAnsi="Times New Roman" w:eastAsia="Times New Roman"/>
           <w:b w:val="0"/>
           <w:i w:val="0"/>
-          <w:sz w:val="18"/>
+          <w:sz w:val="21"/>
         </w:rPr>
         <w:t>Next.js, React, TypeScript, NestJS, OCR, Keycloak.</w:t>
       </w:r>
@@ -251,7 +277,7 @@
     <w:p>
       <w:pPr>
         <w:widowControl/>
-        <w:spacing w:before="20" w:after="4" w:line="230" w:lineRule="auto"/>
+        <w:spacing w:before="28" w:after="10" w:line="240" w:lineRule="auto"/>
         <w:ind w:left="198"/>
         <w:keepNext/>
       </w:pPr>
@@ -260,7 +286,7 @@
           <w:rFonts w:ascii="Times New Roman" w:hAnsi="Times New Roman" w:eastAsia="Times New Roman"/>
           <w:b/>
           <w:i w:val="0"/>
-          <w:sz w:val="19"/>
+          <w:sz w:val="22"/>
         </w:rPr>
         <w:t>Enterprise ERP Accounting &amp; Reporting Platform</w:t>
       </w:r>
@@ -269,7 +295,7 @@
       <w:pPr>
         <w:pStyle w:val="ListBullet"/>
         <w:widowControl/>
-        <w:spacing w:before="0" w:after="5" w:line="226" w:lineRule="auto"/>
+        <w:spacing w:before="0" w:after="15" w:line="240" w:lineRule="auto"/>
         <w:ind w:left="340" w:hanging="198"/>
       </w:pPr>
       <w:r>
@@ -277,7 +303,7 @@
           <w:rFonts w:ascii="Times New Roman" w:hAnsi="Times New Roman" w:eastAsia="Times New Roman"/>
           <w:b/>
           <w:i w:val="0"/>
-          <w:sz w:val="18"/>
+          <w:sz w:val="21"/>
         </w:rPr>
         <w:t xml:space="preserve">Product scope: </w:t>
       </w:r>
@@ -286,7 +312,7 @@
           <w:rFonts w:ascii="Times New Roman" w:hAnsi="Times New Roman" w:eastAsia="Times New Roman"/>
           <w:b w:val="0"/>
           <w:i w:val="0"/>
-          <w:sz w:val="18"/>
+          <w:sz w:val="21"/>
         </w:rPr>
         <w:t>Enterprise ERP accounting platform supporting business-rule-driven reporting and operational workflows.</w:t>
       </w:r>
@@ -295,7 +321,7 @@
       <w:pPr>
         <w:pStyle w:val="ListBullet"/>
         <w:widowControl/>
-        <w:spacing w:before="0" w:after="5" w:line="226" w:lineRule="auto"/>
+        <w:spacing w:before="0" w:after="15" w:line="240" w:lineRule="auto"/>
         <w:ind w:left="340" w:hanging="198"/>
       </w:pPr>
       <w:r>
@@ -303,25 +329,25 @@
           <w:rFonts w:ascii="Times New Roman" w:hAnsi="Times New Roman" w:eastAsia="Times New Roman"/>
           <w:b/>
           <w:i w:val="0"/>
-          <w:sz w:val="18"/>
+          <w:sz w:val="21"/>
         </w:rPr>
-        <w:t xml:space="preserve">Ownership: </w:t>
+        <w:t xml:space="preserve">Reporting: </w:t>
       </w:r>
       <w:r>
         <w:rPr>
           <w:rFonts w:ascii="Times New Roman" w:hAnsi="Times New Roman" w:eastAsia="Times New Roman"/>
           <w:b w:val="0"/>
           <w:i w:val="0"/>
-          <w:sz w:val="18"/>
+          <w:sz w:val="21"/>
         </w:rPr>
-        <w:t>Developed report features and implemented file export and file-generation workflows based on business requirements.</w:t>
+        <w:t>Owned report features and translated accounting requirements into practical reporting workflows.</w:t>
       </w:r>
     </w:p>
     <w:p>
       <w:pPr>
         <w:pStyle w:val="ListBullet"/>
         <w:widowControl/>
-        <w:spacing w:before="0" w:after="5" w:line="226" w:lineRule="auto"/>
+        <w:spacing w:before="0" w:after="15" w:line="240" w:lineRule="auto"/>
         <w:ind w:left="340" w:hanging="198"/>
       </w:pPr>
       <w:r>
@@ -329,7 +355,33 @@
           <w:rFonts w:ascii="Times New Roman" w:hAnsi="Times New Roman" w:eastAsia="Times New Roman"/>
           <w:b/>
           <w:i w:val="0"/>
-          <w:sz w:val="18"/>
+          <w:sz w:val="21"/>
+        </w:rPr>
+        <w:t xml:space="preserve">File workflows: </w:t>
+      </w:r>
+      <w:r>
+        <w:rPr>
+          <w:rFonts w:ascii="Times New Roman" w:hAnsi="Times New Roman" w:eastAsia="Times New Roman"/>
+          <w:b w:val="0"/>
+          <w:i w:val="0"/>
+          <w:sz w:val="21"/>
+        </w:rPr>
+        <w:t>Implemented export and file-generation flows based on business rules and operational data.</w:t>
+      </w:r>
+    </w:p>
+    <w:p>
+      <w:pPr>
+        <w:pStyle w:val="ListBullet"/>
+        <w:widowControl/>
+        <w:spacing w:before="0" w:after="15" w:line="240" w:lineRule="auto"/>
+        <w:ind w:left="340" w:hanging="198"/>
+      </w:pPr>
+      <w:r>
+        <w:rPr>
+          <w:rFonts w:ascii="Times New Roman" w:hAnsi="Times New Roman" w:eastAsia="Times New Roman"/>
+          <w:b/>
+          <w:i w:val="0"/>
+          <w:sz w:val="21"/>
         </w:rPr>
         <w:t xml:space="preserve">Tech stack: </w:t>
       </w:r>
@@ -338,7 +390,7 @@
           <w:rFonts w:ascii="Times New Roman" w:hAnsi="Times New Roman" w:eastAsia="Times New Roman"/>
           <w:b w:val="0"/>
           <w:i w:val="0"/>
-          <w:sz w:val="18"/>
+          <w:sz w:val="21"/>
         </w:rPr>
         <w:t>TanStack React frontend, TypeScript, and C# backend.</w:t>
       </w:r>
@@ -346,7 +398,7 @@
     <w:p>
       <w:pPr>
         <w:widowControl/>
-        <w:spacing w:before="30" w:after="10" w:line="230" w:lineRule="auto"/>
+        <w:spacing w:before="48" w:after="20" w:line="240" w:lineRule="auto"/>
         <w:keepNext/>
       </w:pPr>
       <w:r>
@@ -354,7 +406,7 @@
           <w:rFonts w:ascii="Times New Roman" w:hAnsi="Times New Roman" w:eastAsia="Times New Roman"/>
           <w:b/>
           <w:i w:val="0"/>
-          <w:sz w:val="20"/>
+          <w:sz w:val="23"/>
         </w:rPr>
         <w:t>Software Engineer / Team Leader | Blameo (Outsourcing for Viettel Group) | Jun 2022 - Present</w:t>
       </w:r>
@@ -363,7 +415,7 @@
       <w:pPr>
         <w:pStyle w:val="ListBullet"/>
         <w:widowControl/>
-        <w:spacing w:before="0" w:after="5" w:line="226" w:lineRule="auto"/>
+        <w:spacing w:before="0" w:after="15" w:line="240" w:lineRule="auto"/>
         <w:ind w:left="340" w:hanging="198"/>
       </w:pPr>
       <w:r>
@@ -371,7 +423,7 @@
           <w:rFonts w:ascii="Times New Roman" w:hAnsi="Times New Roman" w:eastAsia="Times New Roman"/>
           <w:b/>
           <w:i w:val="0"/>
-          <w:sz w:val="18"/>
+          <w:sz w:val="21"/>
         </w:rPr>
         <w:t xml:space="preserve">Leadership: </w:t>
       </w:r>
@@ -380,7 +432,7 @@
           <w:rFonts w:ascii="Times New Roman" w:hAnsi="Times New Roman" w:eastAsia="Times New Roman"/>
           <w:b w:val="0"/>
           <w:i w:val="0"/>
-          <w:sz w:val="18"/>
+          <w:sz w:val="21"/>
         </w:rPr>
         <w:t>Led and mentored 8 engineers; built technical interview and mentorship practices for team growth.</w:t>
       </w:r>
@@ -389,7 +441,7 @@
       <w:pPr>
         <w:pStyle w:val="ListBullet"/>
         <w:widowControl/>
-        <w:spacing w:before="0" w:after="5" w:line="226" w:lineRule="auto"/>
+        <w:spacing w:before="0" w:after="15" w:line="240" w:lineRule="auto"/>
         <w:ind w:left="340" w:hanging="198"/>
       </w:pPr>
       <w:r>
@@ -397,7 +449,33 @@
           <w:rFonts w:ascii="Times New Roman" w:hAnsi="Times New Roman" w:eastAsia="Times New Roman"/>
           <w:b/>
           <w:i w:val="0"/>
-          <w:sz w:val="18"/>
+          <w:sz w:val="21"/>
+        </w:rPr>
+        <w:t xml:space="preserve">Team development: </w:t>
+      </w:r>
+      <w:r>
+        <w:rPr>
+          <w:rFonts w:ascii="Times New Roman" w:hAnsi="Times New Roman" w:eastAsia="Times New Roman"/>
+          <w:b w:val="0"/>
+          <w:i w:val="0"/>
+          <w:sz w:val="21"/>
+        </w:rPr>
+        <w:t>Defined engineering expectations and supported interns and developers through structured feedback and coaching.</w:t>
+      </w:r>
+    </w:p>
+    <w:p>
+      <w:pPr>
+        <w:pStyle w:val="ListBullet"/>
+        <w:widowControl/>
+        <w:spacing w:before="0" w:after="15" w:line="240" w:lineRule="auto"/>
+        <w:ind w:left="340" w:hanging="198"/>
+      </w:pPr>
+      <w:r>
+        <w:rPr>
+          <w:rFonts w:ascii="Times New Roman" w:hAnsi="Times New Roman" w:eastAsia="Times New Roman"/>
+          <w:b/>
+          <w:i w:val="0"/>
+          <w:sz w:val="21"/>
         </w:rPr>
         <w:t xml:space="preserve">Architecture: </w:t>
       </w:r>
@@ -406,7 +484,7 @@
           <w:rFonts w:ascii="Times New Roman" w:hAnsi="Times New Roman" w:eastAsia="Times New Roman"/>
           <w:b w:val="0"/>
           <w:i w:val="0"/>
-          <w:sz w:val="18"/>
+          <w:sz w:val="21"/>
         </w:rPr>
         <w:t>Refactored legacy Node.js services, reducing API latency by 50% and improving peak-load reliability.</w:t>
       </w:r>
@@ -415,7 +493,7 @@
       <w:pPr>
         <w:pStyle w:val="ListBullet"/>
         <w:widowControl/>
-        <w:spacing w:before="0" w:after="5" w:line="226" w:lineRule="auto"/>
+        <w:spacing w:before="0" w:after="15" w:line="240" w:lineRule="auto"/>
         <w:ind w:left="340" w:hanging="198"/>
       </w:pPr>
       <w:r>
@@ -423,7 +501,7 @@
           <w:rFonts w:ascii="Times New Roman" w:hAnsi="Times New Roman" w:eastAsia="Times New Roman"/>
           <w:b/>
           <w:i w:val="0"/>
-          <w:sz w:val="18"/>
+          <w:sz w:val="21"/>
         </w:rPr>
         <w:t xml:space="preserve">Product delivery: </w:t>
       </w:r>
@@ -432,7 +510,7 @@
           <w:rFonts w:ascii="Times New Roman" w:hAnsi="Times New Roman" w:eastAsia="Times New Roman"/>
           <w:b w:val="0"/>
           <w:i w:val="0"/>
-          <w:sz w:val="18"/>
+          <w:sz w:val="21"/>
         </w:rPr>
         <w:t>Built KPI management and Viettel Cloud features with React, TypeScript, and Node.js; introduced ESLint and Git flow standards.</w:t>
       </w:r>
@@ -440,7 +518,7 @@
     <w:p>
       <w:pPr>
         <w:widowControl/>
-        <w:spacing w:before="30" w:after="10" w:line="230" w:lineRule="auto"/>
+        <w:spacing w:before="48" w:after="20" w:line="240" w:lineRule="auto"/>
         <w:keepNext/>
       </w:pPr>
       <w:r>
@@ -448,7 +526,7 @@
           <w:rFonts w:ascii="Times New Roman" w:hAnsi="Times New Roman" w:eastAsia="Times New Roman"/>
           <w:b/>
           <w:i w:val="0"/>
-          <w:sz w:val="20"/>
+          <w:sz w:val="23"/>
         </w:rPr>
         <w:t>Software Engineer | CMC Global | Oct 2021 - Jun 2022</w:t>
       </w:r>
@@ -457,7 +535,7 @@
       <w:pPr>
         <w:pStyle w:val="ListBullet"/>
         <w:widowControl/>
-        <w:spacing w:before="0" w:after="5" w:line="226" w:lineRule="auto"/>
+        <w:spacing w:before="0" w:after="15" w:line="240" w:lineRule="auto"/>
         <w:ind w:left="340" w:hanging="198"/>
       </w:pPr>
       <w:r>
@@ -465,7 +543,7 @@
           <w:rFonts w:ascii="Times New Roman" w:hAnsi="Times New Roman" w:eastAsia="Times New Roman"/>
           <w:b/>
           <w:i w:val="0"/>
-          <w:sz w:val="18"/>
+          <w:sz w:val="21"/>
         </w:rPr>
         <w:t xml:space="preserve">Naver Cloud Meeting: </w:t>
       </w:r>
@@ -474,15 +552,41 @@
           <w:rFonts w:ascii="Times New Roman" w:hAnsi="Times New Roman" w:eastAsia="Times New Roman"/>
           <w:b w:val="0"/>
           <w:i w:val="0"/>
-          <w:sz w:val="18"/>
+          <w:sz w:val="21"/>
         </w:rPr>
-        <w:t>Engineered video conferencing across Vue.js web, Electron desktop, and React Native mobile; implemented RTC media synchronization and joined architecture/code reviews.</w:t>
+        <w:t>Engineered video conferencing across Vue.js web, Electron desktop, and React Native mobile.</w:t>
+      </w:r>
+    </w:p>
+    <w:p>
+      <w:pPr>
+        <w:pStyle w:val="ListBullet"/>
+        <w:widowControl/>
+        <w:spacing w:before="0" w:after="15" w:line="240" w:lineRule="auto"/>
+        <w:ind w:left="340" w:hanging="198"/>
+      </w:pPr>
+      <w:r>
+        <w:rPr>
+          <w:rFonts w:ascii="Times New Roman" w:hAnsi="Times New Roman" w:eastAsia="Times New Roman"/>
+          <w:b/>
+          <w:i w:val="0"/>
+          <w:sz w:val="21"/>
+        </w:rPr>
+        <w:t xml:space="preserve">RTC &amp; quality: </w:t>
+      </w:r>
+      <w:r>
+        <w:rPr>
+          <w:rFonts w:ascii="Times New Roman" w:hAnsi="Times New Roman" w:eastAsia="Times New Roman"/>
+          <w:b w:val="0"/>
+          <w:i w:val="0"/>
+          <w:sz w:val="21"/>
+        </w:rPr>
+        <w:t>Implemented media synchronization across devices and bandwidths; contributed to architecture and code reviews.</w:t>
       </w:r>
     </w:p>
     <w:p>
       <w:pPr>
         <w:widowControl/>
-        <w:spacing w:before="30" w:after="10" w:line="230" w:lineRule="auto"/>
+        <w:spacing w:before="48" w:after="20" w:line="240" w:lineRule="auto"/>
         <w:keepNext/>
       </w:pPr>
       <w:r>
@@ -490,7 +594,7 @@
           <w:rFonts w:ascii="Times New Roman" w:hAnsi="Times New Roman" w:eastAsia="Times New Roman"/>
           <w:b/>
           <w:i w:val="0"/>
-          <w:sz w:val="20"/>
+          <w:sz w:val="23"/>
         </w:rPr>
         <w:t>Frontend Developer | NTQ Solution | Oct 2020 - Oct 2021</w:t>
       </w:r>
@@ -499,7 +603,7 @@
       <w:pPr>
         <w:pStyle w:val="ListBullet"/>
         <w:widowControl/>
-        <w:spacing w:before="0" w:after="5" w:line="226" w:lineRule="auto"/>
+        <w:spacing w:before="0" w:after="15" w:line="240" w:lineRule="auto"/>
         <w:ind w:left="340" w:hanging="198"/>
       </w:pPr>
       <w:r>
@@ -507,24 +611,50 @@
           <w:rFonts w:ascii="Times New Roman" w:hAnsi="Times New Roman" w:eastAsia="Times New Roman"/>
           <w:b/>
           <w:i w:val="0"/>
-          <w:sz w:val="18"/>
+          <w:sz w:val="21"/>
         </w:rPr>
-        <w:t xml:space="preserve">Mobile products: </w:t>
+        <w:t xml:space="preserve">Low-code platform: </w:t>
       </w:r>
       <w:r>
         <w:rPr>
           <w:rFonts w:ascii="Times New Roman" w:hAnsi="Times New Roman" w:eastAsia="Times New Roman"/>
           <w:b w:val="0"/>
           <w:i w:val="0"/>
-          <w:sz w:val="18"/>
+          <w:sz w:val="21"/>
         </w:rPr>
-        <w:t>Built core features for a React Native low-code app-generation platform and GoPass exam/e-learning application.</w:t>
+        <w:t>Built core features for a React Native app-generation platform focused on automation and dynamic functionality.</w:t>
+      </w:r>
+    </w:p>
+    <w:p>
+      <w:pPr>
+        <w:pStyle w:val="ListBullet"/>
+        <w:widowControl/>
+        <w:spacing w:before="0" w:after="15" w:line="240" w:lineRule="auto"/>
+        <w:ind w:left="340" w:hanging="198"/>
+      </w:pPr>
+      <w:r>
+        <w:rPr>
+          <w:rFonts w:ascii="Times New Roman" w:hAnsi="Times New Roman" w:eastAsia="Times New Roman"/>
+          <w:b/>
+          <w:i w:val="0"/>
+          <w:sz w:val="21"/>
+        </w:rPr>
+        <w:t xml:space="preserve">GoPass e-learning: </w:t>
+      </w:r>
+      <w:r>
+        <w:rPr>
+          <w:rFonts w:ascii="Times New Roman" w:hAnsi="Times New Roman" w:eastAsia="Times New Roman"/>
+          <w:b w:val="0"/>
+          <w:i w:val="0"/>
+          <w:sz w:val="21"/>
+        </w:rPr>
+        <w:t>Developed exam and e-learning flows with intuitive interfaces and smooth interactive experiences.</w:t>
       </w:r>
     </w:p>
     <w:p>
       <w:pPr>
         <w:widowControl/>
-        <w:spacing w:before="110" w:after="50" w:line="240" w:lineRule="auto"/>
+        <w:spacing w:before="150" w:after="70" w:line="240" w:lineRule="auto"/>
         <w:jc w:val="center"/>
         <w:keepNext/>
       </w:pPr>
@@ -533,7 +663,7 @@
           <w:rFonts w:ascii="Times New Roman" w:hAnsi="Times New Roman" w:eastAsia="Times New Roman"/>
           <w:b/>
           <w:i w:val="0"/>
-          <w:sz w:val="25"/>
+          <w:sz w:val="29"/>
         </w:rPr>
         <w:t>SKILLS</w:t>
       </w:r>
@@ -542,7 +672,7 @@
       <w:pPr>
         <w:pStyle w:val="ListBullet"/>
         <w:widowControl/>
-        <w:spacing w:before="0" w:after="6" w:line="226" w:lineRule="auto"/>
+        <w:spacing w:before="0" w:after="16" w:line="240" w:lineRule="auto"/>
         <w:ind w:left="340" w:hanging="198"/>
       </w:pPr>
       <w:r>
@@ -550,7 +680,7 @@
           <w:rFonts w:ascii="Times New Roman" w:hAnsi="Times New Roman" w:eastAsia="Times New Roman"/>
           <w:b/>
           <w:i w:val="0"/>
-          <w:sz w:val="18"/>
+          <w:sz w:val="21"/>
         </w:rPr>
         <w:t xml:space="preserve">Fullstack: </w:t>
       </w:r>
@@ -559,7 +689,7 @@
           <w:rFonts w:ascii="Times New Roman" w:hAnsi="Times New Roman" w:eastAsia="Times New Roman"/>
           <w:b w:val="0"/>
           <w:i w:val="0"/>
-          <w:sz w:val="18"/>
+          <w:sz w:val="21"/>
         </w:rPr>
         <w:t>TypeScript, JavaScript, React, Next.js, Node.js (NestJS/Express), React Native, Vue.js, Electron.js.</w:t>
       </w:r>
@@ -568,7 +698,7 @@
       <w:pPr>
         <w:pStyle w:val="ListBullet"/>
         <w:widowControl/>
-        <w:spacing w:before="0" w:after="6" w:line="226" w:lineRule="auto"/>
+        <w:spacing w:before="0" w:after="16" w:line="240" w:lineRule="auto"/>
         <w:ind w:left="340" w:hanging="198"/>
       </w:pPr>
       <w:r>
@@ -576,7 +706,7 @@
           <w:rFonts w:ascii="Times New Roman" w:hAnsi="Times New Roman" w:eastAsia="Times New Roman"/>
           <w:b/>
           <w:i w:val="0"/>
-          <w:sz w:val="18"/>
+          <w:sz w:val="21"/>
         </w:rPr>
         <w:t xml:space="preserve">Backend &amp; Data: </w:t>
       </w:r>
@@ -585,7 +715,7 @@
           <w:rFonts w:ascii="Times New Roman" w:hAnsi="Times New Roman" w:eastAsia="Times New Roman"/>
           <w:b w:val="0"/>
           <w:i w:val="0"/>
-          <w:sz w:val="18"/>
+          <w:sz w:val="21"/>
         </w:rPr>
         <w:t>PostgreSQL, SQLite, Realm DB, Keycloak, OCR assessment workflows.</w:t>
       </w:r>
@@ -594,7 +724,7 @@
       <w:pPr>
         <w:pStyle w:val="ListBullet"/>
         <w:widowControl/>
-        <w:spacing w:before="0" w:after="6" w:line="226" w:lineRule="auto"/>
+        <w:spacing w:before="0" w:after="16" w:line="240" w:lineRule="auto"/>
         <w:ind w:left="340" w:hanging="198"/>
       </w:pPr>
       <w:r>
@@ -602,7 +732,7 @@
           <w:rFonts w:ascii="Times New Roman" w:hAnsi="Times New Roman" w:eastAsia="Times New Roman"/>
           <w:b/>
           <w:i w:val="0"/>
-          <w:sz w:val="18"/>
+          <w:sz w:val="21"/>
         </w:rPr>
         <w:t xml:space="preserve">Delivery: </w:t>
       </w:r>
@@ -611,7 +741,7 @@
           <w:rFonts w:ascii="Times New Roman" w:hAnsi="Times New Roman" w:eastAsia="Times New Roman"/>
           <w:b w:val="0"/>
           <w:i w:val="0"/>
-          <w:sz w:val="18"/>
+          <w:sz w:val="21"/>
         </w:rPr>
         <w:t>Docker, Jenkins, GitLab CI/CD, GitHub Actions, Nginx, AWS, Linux/Ubuntu.</w:t>
       </w:r>
@@ -620,7 +750,7 @@
       <w:pPr>
         <w:pStyle w:val="ListBullet"/>
         <w:widowControl/>
-        <w:spacing w:before="0" w:after="6" w:line="226" w:lineRule="auto"/>
+        <w:spacing w:before="0" w:after="16" w:line="240" w:lineRule="auto"/>
         <w:ind w:left="340" w:hanging="198"/>
       </w:pPr>
       <w:r>
@@ -628,7 +758,7 @@
           <w:rFonts w:ascii="Times New Roman" w:hAnsi="Times New Roman" w:eastAsia="Times New Roman"/>
           <w:b/>
           <w:i w:val="0"/>
-          <w:sz w:val="18"/>
+          <w:sz w:val="21"/>
         </w:rPr>
         <w:t xml:space="preserve">Leadership: </w:t>
       </w:r>
@@ -637,7 +767,7 @@
           <w:rFonts w:ascii="Times New Roman" w:hAnsi="Times New Roman" w:eastAsia="Times New Roman"/>
           <w:b w:val="0"/>
           <w:i w:val="0"/>
-          <w:sz w:val="18"/>
+          <w:sz w:val="21"/>
         </w:rPr>
         <w:t>System Architecture, Team Mentoring, Technical Interviewing, Agile/Scrum, CI/CD design.</w:t>
       </w:r>
@@ -645,7 +775,7 @@
     <w:p>
       <w:pPr>
         <w:widowControl/>
-        <w:spacing w:before="110" w:after="50" w:line="240" w:lineRule="auto"/>
+        <w:spacing w:before="150" w:after="70" w:line="240" w:lineRule="auto"/>
         <w:jc w:val="center"/>
         <w:keepNext/>
       </w:pPr>
@@ -654,7 +784,7 @@
           <w:rFonts w:ascii="Times New Roman" w:hAnsi="Times New Roman" w:eastAsia="Times New Roman"/>
           <w:b/>
           <w:i w:val="0"/>
-          <w:sz w:val="25"/>
+          <w:sz w:val="29"/>
         </w:rPr>
         <w:t>TITLES AND AWARDS</w:t>
       </w:r>
@@ -669,14 +799,14 @@
           <w:rFonts w:ascii="Times New Roman" w:hAnsi="Times New Roman" w:eastAsia="Times New Roman"/>
           <w:b w:val="0"/>
           <w:i w:val="0"/>
-          <w:sz w:val="18"/>
+          <w:sz w:val="21"/>
         </w:rPr>
         <w:t>May 2023     Employee of the Year - Blameo Company</w:t>
       </w:r>
     </w:p>
     <w:sectPr>
       <w:pgSz w:w="11906" w:h="16838"/>
-      <w:pgMar w:top="595" w:right="765" w:bottom="595" w:left="765" w:header="283" w:footer="283" w:gutter="0"/>
+      <w:pgMar w:top="794" w:right="850" w:bottom="794" w:left="850" w:header="283" w:footer="283" w:gutter="0"/>
       <w:cols w:space="720"/>
       <w:docGrid w:linePitch="360"/>
     </w:sectPr>
@@ -1049,7 +1179,7 @@
     <w:rsid w:val="00FC693F"/>
     <w:rPr>
       <w:rFonts w:ascii="Times New Roman" w:hAnsi="Times New Roman" w:eastAsia="Times New Roman"/>
-      <w:sz w:val="18"/>
+      <w:sz w:val="21"/>
     </w:rPr>
   </w:style>
   <w:style w:type="paragraph" w:styleId="Header">
@@ -1582,7 +1712,7 @@
     </w:pPr>
     <w:rPr>
       <w:rFonts w:ascii="Times New Roman" w:hAnsi="Times New Roman" w:eastAsia="Times New Roman"/>
-      <w:sz w:val="18"/>
+      <w:sz w:val="21"/>
     </w:rPr>
   </w:style>
   <w:style w:type="paragraph" w:styleId="ListBullet2">
@@ -1625,7 +1755,7 @@
     </w:pPr>
     <w:rPr>
       <w:rFonts w:ascii="Times New Roman" w:hAnsi="Times New Roman" w:eastAsia="Times New Roman"/>
-      <w:sz w:val="18"/>
+      <w:sz w:val="21"/>
     </w:rPr>
   </w:style>
   <w:style w:type="paragraph" w:styleId="ListNumber2">
